--- a/data/软件工程/达成/模板样例/10-课程目标达成评价报告-样例.docx
+++ b/data/软件工程/达成/模板样例/10-课程目标达成评价报告-样例.docx
@@ -7309,6 +7309,86 @@
                 <w:rFonts w:ascii="Times New Roman" w:hAnsi="Times New Roman"/>
               </w:rPr>
             </w:pPr>
+            <w:r>
+              <w:rPr>
+                <w:rFonts w:ascii="Times New Roman" w:hAnsi="Times New Roman" w:hint="eastAsia"/>
+              </w:rPr>
+              <w:t>图</w:t>
+            </w:r>
+            <w:r>
+              <w:rPr>
+                <w:rFonts w:ascii="Times New Roman" w:hAnsi="Times New Roman" w:hint="eastAsia"/>
+              </w:rPr>
+              <w:t>0</w:t>
+            </w:r>
+            <w:r>
+              <w:rPr>
+                <w:rFonts w:ascii="Times New Roman" w:hAnsi="Times New Roman" w:hint="eastAsia"/>
+              </w:rPr>
+              <w:t xml:space="preserve"> </w:t>
+            </w:r>
+            <w:r>
+              <w:rPr>
+                <w:rFonts w:ascii="Times New Roman" w:hAnsi="Times New Roman" w:hint="eastAsia"/>
+              </w:rPr>
+              <w:t>各课程目标的达成情况评价结果</w:t>
+            </w:r>
+          </w:p>
+          <w:p>
+            <w:pPr>
+              <w:jc w:val="center"/>
+              <w:rPr>
+                <w:rFonts w:ascii="Times New Roman" w:hAnsi="Times New Roman" w:hint="eastAsia"/>
+              </w:rPr>
+            </w:pPr>
+          </w:p>
+          <w:p>
+            <w:pPr>
+              <w:jc w:val="center"/>
+              <w:rPr>
+                <w:rFonts w:ascii="Times New Roman" w:hAnsi="Times New Roman"/>
+              </w:rPr>
+            </w:pPr>
+            <w:r>
+              <w:rPr>
+                <w:rFonts w:ascii="Times New Roman" w:hAnsi="Times New Roman"/>
+              </w:rPr>
+              <w:drawing>
+                <wp:inline distT="0" distB="0" distL="0" distR="0" wp14:anchorId="27ED3F0C" wp14:editId="53988108">
+                  <wp:extent cx="5221605" cy="3148330"/>
+                  <wp:effectExtent l="0" t="0" r="0" b="0"/>
+                  <wp:docPr id="615070070" name="图片 1"/>
+                  <wp:cNvGraphicFramePr>
+                    <a:graphicFrameLocks xmlns:a="http://schemas.openxmlformats.org/drawingml/2006/main" noChangeAspect="1"/>
+                  </wp:cNvGraphicFramePr>
+                  <a:graphic xmlns:a="http://schemas.openxmlformats.org/drawingml/2006/main">
+                    <a:graphicData uri="http://schemas.openxmlformats.org/drawingml/2006/picture">
+                      <pic:pic xmlns:pic="http://schemas.openxmlformats.org/drawingml/2006/picture">
+                        <pic:nvPicPr>
+                          <pic:cNvPr id="615070070" name=""/>
+                          <pic:cNvPicPr/>
+                        </pic:nvPicPr>
+                        <pic:blipFill>
+                          <a:blip r:embed="rId9"/>
+                          <a:stretch>
+                            <a:fillRect/>
+                          </a:stretch>
+                        </pic:blipFill>
+                        <pic:spPr>
+                          <a:xfrm>
+                            <a:off x="0" y="0"/>
+                            <a:ext cx="5221605" cy="3148330"/>
+                          </a:xfrm>
+                          <a:prstGeom prst="rect">
+                            <a:avLst/>
+                          </a:prstGeom>
+                        </pic:spPr>
+                      </pic:pic>
+                    </a:graphicData>
+                  </a:graphic>
+                </wp:inline>
+              </w:drawing>
+            </w:r>
           </w:p>
           <w:p>
             <w:pPr>
@@ -7363,60 +7443,49 @@
                 <w:sz w:val="24"/>
               </w:rPr>
             </w:pPr>
-          </w:p>
-          <w:p>
-            <w:pPr>
-              <w:jc w:val="center"/>
-              <w:rPr>
-                <w:rFonts w:ascii="Times New Roman" w:hAnsi="Times New Roman"/>
-              </w:rPr>
-            </w:pPr>
-            <w:r>
-              <w:rPr>
-                <w:rFonts w:ascii="Times New Roman" w:hAnsi="Times New Roman"/>
-              </w:rPr>
-              <w:t>图</w:t>
-            </w:r>
-            <w:r>
-              <w:rPr>
-                <w:rFonts w:ascii="Times New Roman" w:hAnsi="Times New Roman" w:hint="eastAsia"/>
-              </w:rPr>
-              <w:t>2</w:t>
-            </w:r>
-            <w:r>
-              <w:rPr>
-                <w:rFonts w:ascii="Times New Roman" w:hAnsi="Times New Roman"/>
-              </w:rPr>
-              <w:t xml:space="preserve"> </w:t>
-            </w:r>
-            <w:r>
-              <w:rPr>
-                <w:rFonts w:ascii="Times New Roman" w:hAnsi="Times New Roman"/>
-              </w:rPr>
-              <w:t>学生个体课程目标</w:t>
-            </w:r>
-            <w:r>
-              <w:rPr>
-                <w:rFonts w:ascii="Times New Roman" w:hAnsi="Times New Roman"/>
-              </w:rPr>
-              <w:t>2</w:t>
-            </w:r>
-            <w:r>
-              <w:rPr>
-                <w:rFonts w:ascii="Times New Roman" w:hAnsi="Times New Roman"/>
-              </w:rPr>
-              <w:t>达成情况评价结果</w:t>
-            </w:r>
-          </w:p>
-          <w:p>
-            <w:pPr>
-              <w:jc w:val="center"/>
+            <w:r>
               <w:rPr>
                 <w:rFonts w:ascii="Times New Roman" w:hAnsi="Times New Roman"/>
                 <w:b/>
                 <w:sz w:val="24"/>
               </w:rPr>
-            </w:pPr>
+              <w:lastRenderedPageBreak/>
+              <w:drawing>
+                <wp:inline distT="0" distB="0" distL="0" distR="0" wp14:anchorId="6383A557" wp14:editId="4C6AD711">
+                  <wp:extent cx="5221605" cy="3044190"/>
+                  <wp:effectExtent l="0" t="0" r="0" b="3810"/>
+                  <wp:docPr id="599486051" name="图片 1"/>
+                  <wp:cNvGraphicFramePr>
+                    <a:graphicFrameLocks xmlns:a="http://schemas.openxmlformats.org/drawingml/2006/main" noChangeAspect="1"/>
+                  </wp:cNvGraphicFramePr>
+                  <a:graphic xmlns:a="http://schemas.openxmlformats.org/drawingml/2006/main">
+                    <a:graphicData uri="http://schemas.openxmlformats.org/drawingml/2006/picture">
+                      <pic:pic xmlns:pic="http://schemas.openxmlformats.org/drawingml/2006/picture">
+                        <pic:nvPicPr>
+                          <pic:cNvPr id="599486051" name=""/>
+                          <pic:cNvPicPr/>
+                        </pic:nvPicPr>
+                        <pic:blipFill>
+                          <a:blip r:embed="rId10"/>
+                          <a:stretch>
+                            <a:fillRect/>
+                          </a:stretch>
+                        </pic:blipFill>
+                        <pic:spPr>
+                          <a:xfrm>
+                            <a:off x="0" y="0"/>
+                            <a:ext cx="5221605" cy="3044190"/>
+                          </a:xfrm>
+                          <a:prstGeom prst="rect">
+                            <a:avLst/>
+                          </a:prstGeom>
+                        </pic:spPr>
+                      </pic:pic>
+                    </a:graphicData>
+                  </a:graphic>
+                </wp:inline>
+              </w:drawing>
+            </w:r>
           </w:p>
           <w:p>
             <w:pPr>
@@ -7435,6 +7504,102 @@
               <w:rPr>
                 <w:rFonts w:ascii="Times New Roman" w:hAnsi="Times New Roman" w:hint="eastAsia"/>
               </w:rPr>
+              <w:t>2</w:t>
+            </w:r>
+            <w:r>
+              <w:rPr>
+                <w:rFonts w:ascii="Times New Roman" w:hAnsi="Times New Roman"/>
+              </w:rPr>
+              <w:t xml:space="preserve"> </w:t>
+            </w:r>
+            <w:r>
+              <w:rPr>
+                <w:rFonts w:ascii="Times New Roman" w:hAnsi="Times New Roman"/>
+              </w:rPr>
+              <w:t>学生个体课程目标</w:t>
+            </w:r>
+            <w:r>
+              <w:rPr>
+                <w:rFonts w:ascii="Times New Roman" w:hAnsi="Times New Roman"/>
+              </w:rPr>
+              <w:t>2</w:t>
+            </w:r>
+            <w:r>
+              <w:rPr>
+                <w:rFonts w:ascii="Times New Roman" w:hAnsi="Times New Roman"/>
+              </w:rPr>
+              <w:t>达成情况评价结果</w:t>
+            </w:r>
+          </w:p>
+          <w:p>
+            <w:pPr>
+              <w:jc w:val="center"/>
+              <w:rPr>
+                <w:rFonts w:ascii="Times New Roman" w:hAnsi="Times New Roman"/>
+                <w:b/>
+                <w:sz w:val="24"/>
+              </w:rPr>
+            </w:pPr>
+            <w:r>
+              <w:rPr>
+                <w:rFonts w:ascii="Times New Roman" w:hAnsi="Times New Roman"/>
+                <w:b/>
+                <w:sz w:val="24"/>
+              </w:rPr>
+              <w:drawing>
+                <wp:inline distT="0" distB="0" distL="0" distR="0" wp14:anchorId="1EC6BB01" wp14:editId="4900DEDE">
+                  <wp:extent cx="5221605" cy="3107690"/>
+                  <wp:effectExtent l="0" t="0" r="0" b="0"/>
+                  <wp:docPr id="39949195" name="图片 1"/>
+                  <wp:cNvGraphicFramePr>
+                    <a:graphicFrameLocks xmlns:a="http://schemas.openxmlformats.org/drawingml/2006/main" noChangeAspect="1"/>
+                  </wp:cNvGraphicFramePr>
+                  <a:graphic xmlns:a="http://schemas.openxmlformats.org/drawingml/2006/main">
+                    <a:graphicData uri="http://schemas.openxmlformats.org/drawingml/2006/picture">
+                      <pic:pic xmlns:pic="http://schemas.openxmlformats.org/drawingml/2006/picture">
+                        <pic:nvPicPr>
+                          <pic:cNvPr id="39949195" name=""/>
+                          <pic:cNvPicPr/>
+                        </pic:nvPicPr>
+                        <pic:blipFill>
+                          <a:blip r:embed="rId11"/>
+                          <a:stretch>
+                            <a:fillRect/>
+                          </a:stretch>
+                        </pic:blipFill>
+                        <pic:spPr>
+                          <a:xfrm>
+                            <a:off x="0" y="0"/>
+                            <a:ext cx="5221605" cy="3107690"/>
+                          </a:xfrm>
+                          <a:prstGeom prst="rect">
+                            <a:avLst/>
+                          </a:prstGeom>
+                        </pic:spPr>
+                      </pic:pic>
+                    </a:graphicData>
+                  </a:graphic>
+                </wp:inline>
+              </w:drawing>
+            </w:r>
+          </w:p>
+          <w:p>
+            <w:pPr>
+              <w:jc w:val="center"/>
+              <w:rPr>
+                <w:rFonts w:ascii="Times New Roman" w:hAnsi="Times New Roman"/>
+              </w:rPr>
+            </w:pPr>
+            <w:r>
+              <w:rPr>
+                <w:rFonts w:ascii="Times New Roman" w:hAnsi="Times New Roman"/>
+              </w:rPr>
+              <w:t>图</w:t>
+            </w:r>
+            <w:r>
+              <w:rPr>
+                <w:rFonts w:ascii="Times New Roman" w:hAnsi="Times New Roman" w:hint="eastAsia"/>
+              </w:rPr>
               <w:t>3</w:t>
             </w:r>
             <w:r>
@@ -7478,32 +7643,6 @@
               <w:rPr>
                 <w:rFonts w:ascii="Times New Roman" w:hAnsi="Times New Roman" w:hint="eastAsia"/>
               </w:rPr>
-              <w:t>图</w:t>
-            </w:r>
-            <w:r>
-              <w:rPr>
-                <w:rFonts w:ascii="Times New Roman" w:hAnsi="Times New Roman" w:hint="eastAsia"/>
-              </w:rPr>
-              <w:t xml:space="preserve">4 </w:t>
-            </w:r>
-            <w:r>
-              <w:rPr>
-                <w:rFonts w:ascii="Times New Roman" w:hAnsi="Times New Roman" w:hint="eastAsia"/>
-              </w:rPr>
-              <w:t>各课程目标的达成情况评价结果</w:t>
-            </w:r>
-          </w:p>
-          <w:p>
-            <w:pPr>
-              <w:jc w:val="center"/>
-              <w:rPr>
-                <w:rFonts w:ascii="Times New Roman" w:hAnsi="Times New Roman"/>
-              </w:rPr>
-            </w:pPr>
-            <w:r>
-              <w:rPr>
-                <w:rFonts w:ascii="Times New Roman" w:hAnsi="Times New Roman" w:hint="eastAsia"/>
-              </w:rPr>
               <w:t>课程目标</w:t>
             </w:r>
             <w:r>
@@ -7528,7 +7667,13 @@
               <w:rPr>
                 <w:rFonts w:ascii="Times New Roman" w:hAnsi="Times New Roman" w:hint="eastAsia"/>
               </w:rPr>
-              <w:t>80</w:t>
+              <w:t>8</w:t>
+            </w:r>
+            <w:r>
+              <w:rPr>
+                <w:rFonts w:ascii="Times New Roman" w:hAnsi="Times New Roman" w:hint="eastAsia"/>
+              </w:rPr>
+              <w:t>4</w:t>
             </w:r>
             <w:r>
               <w:rPr>
@@ -7566,7 +7711,13 @@
               <w:rPr>
                 <w:rFonts w:ascii="Times New Roman" w:hAnsi="Times New Roman" w:hint="eastAsia"/>
               </w:rPr>
-              <w:t xml:space="preserve"> 0.79</w:t>
+              <w:t xml:space="preserve"> 0.</w:t>
+            </w:r>
+            <w:r>
+              <w:rPr>
+                <w:rFonts w:ascii="Times New Roman" w:hAnsi="Times New Roman" w:hint="eastAsia"/>
+              </w:rPr>
+              <w:t>83</w:t>
             </w:r>
             <w:r>
               <w:rPr>
@@ -7610,13 +7761,49 @@
               <w:rPr>
                 <w:rFonts w:ascii="Times New Roman" w:hAnsi="Times New Roman" w:hint="eastAsia"/>
               </w:rPr>
-              <w:t>8</w:t>
-            </w:r>
-            <w:r>
-              <w:rPr>
-                <w:rFonts w:ascii="Times New Roman" w:hAnsi="Times New Roman" w:hint="eastAsia"/>
-              </w:rPr>
-              <w:t>（中等）。该目标达成情况良好，仍有提升空间。</w:t>
+              <w:t>6</w:t>
+            </w:r>
+            <w:r>
+              <w:rPr>
+                <w:rFonts w:ascii="Times New Roman" w:hAnsi="Times New Roman" w:hint="eastAsia"/>
+              </w:rPr>
+              <w:t>（</w:t>
+            </w:r>
+            <w:r>
+              <w:rPr>
+                <w:rFonts w:ascii="Times New Roman" w:hAnsi="Times New Roman" w:hint="eastAsia"/>
+              </w:rPr>
+              <w:t>合格</w:t>
+            </w:r>
+            <w:r>
+              <w:rPr>
+                <w:rFonts w:ascii="Times New Roman" w:hAnsi="Times New Roman" w:hint="eastAsia"/>
+              </w:rPr>
+              <w:t>）。该目标达成情况</w:t>
+            </w:r>
+            <w:r>
+              <w:rPr>
+                <w:rFonts w:ascii="Times New Roman" w:hAnsi="Times New Roman" w:hint="eastAsia"/>
+              </w:rPr>
+              <w:t>合格</w:t>
+            </w:r>
+            <w:r>
+              <w:rPr>
+                <w:rFonts w:ascii="Times New Roman" w:hAnsi="Times New Roman" w:hint="eastAsia"/>
+              </w:rPr>
+              <w:t>，有</w:t>
+            </w:r>
+            <w:r>
+              <w:rPr>
+                <w:rFonts w:ascii="Times New Roman" w:hAnsi="Times New Roman" w:hint="eastAsia"/>
+              </w:rPr>
+              <w:t>较大</w:t>
+            </w:r>
+            <w:r>
+              <w:rPr>
+                <w:rFonts w:ascii="Times New Roman" w:hAnsi="Times New Roman" w:hint="eastAsia"/>
+              </w:rPr>
+              <w:t>提升空间。</w:t>
             </w:r>
           </w:p>
           <w:p>
@@ -7655,6 +7842,7 @@
                 <w:color w:val="000000"/>
                 <w:szCs w:val="21"/>
               </w:rPr>
+              <w:lastRenderedPageBreak/>
               <w:t>调</w:t>
             </w:r>
           </w:p>
@@ -7755,6 +7943,7 @@
                 <w:color w:val="000000"/>
                 <w:szCs w:val="21"/>
               </w:rPr>
+              <w:lastRenderedPageBreak/>
               <w:t>价</w:t>
             </w:r>
           </w:p>
@@ -7824,17 +8013,7 @@
                 <w:color w:val="000000"/>
                 <w:szCs w:val="21"/>
               </w:rPr>
-              <w:t>定</w:t>
-            </w:r>
-            <w:r>
-              <w:rPr>
-                <w:rFonts w:ascii="Times New Roman" w:hAnsi="Times New Roman"/>
-                <w:bCs/>
-                <w:color w:val="000000"/>
-                <w:szCs w:val="21"/>
-              </w:rPr>
-              <w:lastRenderedPageBreak/>
-              <w:t>性</w:t>
+              <w:t>定性</w:t>
             </w:r>
             <w:r>
               <w:rPr>
@@ -7922,6 +8101,7 @@
               <w:rPr>
                 <w:rFonts w:ascii="Times New Roman" w:hAnsi="Times New Roman" w:hint="eastAsia"/>
               </w:rPr>
+              <w:lastRenderedPageBreak/>
               <w:t xml:space="preserve">A.1 - </w:t>
             </w:r>
             <w:r>
@@ -8056,51 +8236,1068 @@
               <w:rPr>
                 <w:rFonts w:ascii="Times New Roman" w:hAnsi="Times New Roman" w:hint="eastAsia"/>
               </w:rPr>
-              <w:t>系统等行业特点拆解、分析空间信息领域复杂工程问题，同时树立地理</w:t>
+              <w:t>系统等行业特点拆解、分析空间信息领域复杂工程问题，同时树立地理信息安全与数据保密意识。</w:t>
+            </w:r>
+          </w:p>
+          <w:p>
+            <w:pPr>
+              <w:rPr>
+                <w:rFonts w:ascii="Times New Roman" w:hAnsi="Times New Roman"/>
+              </w:rPr>
+            </w:pPr>
+            <w:r>
+              <w:rPr>
+                <w:rFonts w:ascii="Times New Roman" w:hAnsi="Times New Roman" w:hint="eastAsia"/>
+              </w:rPr>
+              <w:t>[</w:t>
+            </w:r>
+            <w:r>
+              <w:rPr>
+                <w:rFonts w:ascii="Times New Roman" w:hAnsi="Times New Roman" w:hint="eastAsia"/>
+              </w:rPr>
+              <w:t>单选题</w:t>
+            </w:r>
+            <w:r>
+              <w:rPr>
+                <w:rFonts w:ascii="Times New Roman" w:hAnsi="Times New Roman" w:hint="eastAsia"/>
+              </w:rPr>
+              <w:t>] 2</w:t>
+            </w:r>
+            <w:r>
+              <w:rPr>
+                <w:rFonts w:ascii="Times New Roman" w:hAnsi="Times New Roman" w:hint="eastAsia"/>
+              </w:rPr>
+              <w:t>、我能够运用结构化、面向对象方法开展空间信息系统全流程设计，熟练使用</w:t>
+            </w:r>
+            <w:r>
+              <w:rPr>
+                <w:rFonts w:ascii="Times New Roman" w:hAnsi="Times New Roman" w:hint="eastAsia"/>
+              </w:rPr>
+              <w:t xml:space="preserve"> EA UML</w:t>
+            </w:r>
+            <w:r>
+              <w:rPr>
+                <w:rFonts w:ascii="Times New Roman" w:hAnsi="Times New Roman" w:hint="eastAsia"/>
+              </w:rPr>
+              <w:t>、</w:t>
+            </w:r>
+            <w:r>
+              <w:rPr>
+                <w:rFonts w:ascii="Times New Roman" w:hAnsi="Times New Roman" w:hint="eastAsia"/>
+              </w:rPr>
+              <w:t xml:space="preserve">QGIS </w:t>
+            </w:r>
+            <w:r>
+              <w:rPr>
+                <w:rFonts w:ascii="Times New Roman" w:hAnsi="Times New Roman" w:hint="eastAsia"/>
+              </w:rPr>
+              <w:t>等工具完成建模与开发，并借助</w:t>
+            </w:r>
+            <w:r>
+              <w:rPr>
+                <w:rFonts w:ascii="Times New Roman" w:hAnsi="Times New Roman" w:hint="eastAsia"/>
+              </w:rPr>
+              <w:t xml:space="preserve"> AI </w:t>
+            </w:r>
+            <w:r>
+              <w:rPr>
+                <w:rFonts w:ascii="Times New Roman" w:hAnsi="Times New Roman" w:hint="eastAsia"/>
+              </w:rPr>
+              <w:t>辅助开发工具提升工作效率。</w:t>
+            </w:r>
+          </w:p>
+          <w:p>
+            <w:pPr>
+              <w:rPr>
+                <w:rFonts w:ascii="Times New Roman" w:hAnsi="Times New Roman"/>
+              </w:rPr>
+            </w:pPr>
+            <w:r>
+              <w:rPr>
+                <w:rFonts w:ascii="Times New Roman" w:hAnsi="Times New Roman" w:hint="eastAsia"/>
+              </w:rPr>
+              <w:t>[</w:t>
+            </w:r>
+            <w:r>
+              <w:rPr>
+                <w:rFonts w:ascii="Times New Roman" w:hAnsi="Times New Roman" w:hint="eastAsia"/>
+              </w:rPr>
+              <w:t>单选题</w:t>
+            </w:r>
+            <w:r>
+              <w:rPr>
+                <w:rFonts w:ascii="Times New Roman" w:hAnsi="Times New Roman" w:hint="eastAsia"/>
+              </w:rPr>
+              <w:t>] 3</w:t>
+            </w:r>
+            <w:r>
+              <w:rPr>
+                <w:rFonts w:ascii="Times New Roman" w:hAnsi="Times New Roman" w:hint="eastAsia"/>
+              </w:rPr>
+              <w:t>、我掌握了空间软件编码相关技术，能够调用</w:t>
+            </w:r>
+            <w:r>
+              <w:rPr>
+                <w:rFonts w:ascii="Times New Roman" w:hAnsi="Times New Roman" w:hint="eastAsia"/>
+              </w:rPr>
+              <w:t xml:space="preserve"> GIS </w:t>
+            </w:r>
+            <w:r>
+              <w:rPr>
+                <w:rFonts w:ascii="Times New Roman" w:hAnsi="Times New Roman" w:hint="eastAsia"/>
+              </w:rPr>
+              <w:t>开发接口、</w:t>
+            </w:r>
+            <w:r>
+              <w:rPr>
+                <w:rFonts w:ascii="Times New Roman" w:hAnsi="Times New Roman" w:hint="eastAsia"/>
+              </w:rPr>
+              <w:t xml:space="preserve">WebGIS </w:t>
+            </w:r>
+            <w:r>
+              <w:rPr>
+                <w:rFonts w:ascii="Times New Roman" w:hAnsi="Times New Roman" w:hint="eastAsia"/>
+              </w:rPr>
+              <w:t>框架实现功能开发，同时遵循编码规范，独立完成空间数据相关代码编写与优化。</w:t>
+            </w:r>
+          </w:p>
+          <w:p>
+            <w:pPr>
+              <w:rPr>
+                <w:rFonts w:ascii="Times New Roman" w:hAnsi="Times New Roman"/>
+              </w:rPr>
+            </w:pPr>
+            <w:r>
+              <w:rPr>
+                <w:rFonts w:ascii="Times New Roman" w:hAnsi="Times New Roman" w:hint="eastAsia"/>
+              </w:rPr>
+              <w:t>[</w:t>
+            </w:r>
+            <w:r>
+              <w:rPr>
+                <w:rFonts w:ascii="Times New Roman" w:hAnsi="Times New Roman" w:hint="eastAsia"/>
+              </w:rPr>
+              <w:t>单选题</w:t>
+            </w:r>
+            <w:r>
+              <w:rPr>
+                <w:rFonts w:ascii="Times New Roman" w:hAnsi="Times New Roman" w:hint="eastAsia"/>
+              </w:rPr>
+              <w:t>] 4</w:t>
+            </w:r>
+            <w:r>
+              <w:rPr>
+                <w:rFonts w:ascii="Times New Roman" w:hAnsi="Times New Roman" w:hint="eastAsia"/>
+              </w:rPr>
+              <w:t>、我可以结合空间数据特性设计测试用例，开展空间软件功能、精度、性能测试，也能使用</w:t>
+            </w:r>
+            <w:r>
+              <w:rPr>
+                <w:rFonts w:ascii="Times New Roman" w:hAnsi="Times New Roman" w:hint="eastAsia"/>
+              </w:rPr>
+              <w:t xml:space="preserve"> AI </w:t>
+            </w:r>
+            <w:r>
+              <w:rPr>
+                <w:rFonts w:ascii="Times New Roman" w:hAnsi="Times New Roman" w:hint="eastAsia"/>
+              </w:rPr>
+              <w:t>工具辅助完成测试、异常检测与结果分析工作。</w:t>
+            </w:r>
+          </w:p>
+          <w:p>
+            <w:pPr>
+              <w:rPr>
+                <w:rFonts w:ascii="Times New Roman" w:hAnsi="Times New Roman"/>
+              </w:rPr>
+            </w:pPr>
+            <w:r>
+              <w:rPr>
+                <w:rFonts w:ascii="Times New Roman" w:hAnsi="Times New Roman" w:hint="eastAsia"/>
+              </w:rPr>
+              <w:t>[</w:t>
+            </w:r>
+            <w:r>
+              <w:rPr>
+                <w:rFonts w:ascii="Times New Roman" w:hAnsi="Times New Roman" w:hint="eastAsia"/>
+              </w:rPr>
+              <w:t>单选题</w:t>
+            </w:r>
+            <w:r>
+              <w:rPr>
+                <w:rFonts w:ascii="Times New Roman" w:hAnsi="Times New Roman" w:hint="eastAsia"/>
+              </w:rPr>
+              <w:t>] 5</w:t>
+            </w:r>
+            <w:r>
+              <w:rPr>
+                <w:rFonts w:ascii="Times New Roman" w:hAnsi="Times New Roman" w:hint="eastAsia"/>
+              </w:rPr>
+              <w:t>、我理解空间软件维护、项目管理的基本方法，能够使用</w:t>
+            </w:r>
+            <w:r>
+              <w:rPr>
+                <w:rFonts w:ascii="Times New Roman" w:hAnsi="Times New Roman" w:hint="eastAsia"/>
+              </w:rPr>
+              <w:t xml:space="preserve"> EA UML </w:t>
+            </w:r>
+            <w:r>
+              <w:rPr>
+                <w:rFonts w:ascii="Times New Roman" w:hAnsi="Times New Roman" w:hint="eastAsia"/>
+              </w:rPr>
+              <w:t>完成项目任务分解、进度管控，并借助</w:t>
+            </w:r>
+            <w:r>
+              <w:rPr>
+                <w:rFonts w:ascii="Times New Roman" w:hAnsi="Times New Roman" w:hint="eastAsia"/>
+              </w:rPr>
+              <w:t xml:space="preserve"> AI </w:t>
+            </w:r>
+            <w:r>
+              <w:rPr>
+                <w:rFonts w:ascii="Times New Roman" w:hAnsi="Times New Roman" w:hint="eastAsia"/>
+              </w:rPr>
+              <w:t>工具开展项目风险预警与成本估算。</w:t>
+            </w:r>
+          </w:p>
+          <w:p>
+            <w:pPr>
+              <w:rPr>
+                <w:rFonts w:ascii="Times New Roman" w:hAnsi="Times New Roman"/>
+              </w:rPr>
+            </w:pPr>
+            <w:r>
+              <w:rPr>
+                <w:rFonts w:ascii="Times New Roman" w:hAnsi="Times New Roman" w:hint="eastAsia"/>
+              </w:rPr>
+              <w:t>[</w:t>
+            </w:r>
+            <w:r>
+              <w:rPr>
+                <w:rFonts w:ascii="Times New Roman" w:hAnsi="Times New Roman" w:hint="eastAsia"/>
+              </w:rPr>
+              <w:t>单选题</w:t>
+            </w:r>
+            <w:r>
+              <w:rPr>
+                <w:rFonts w:ascii="Times New Roman" w:hAnsi="Times New Roman" w:hint="eastAsia"/>
+              </w:rPr>
+              <w:t>] 6</w:t>
+            </w:r>
+            <w:r>
+              <w:rPr>
+                <w:rFonts w:ascii="Times New Roman" w:hAnsi="Times New Roman" w:hint="eastAsia"/>
+              </w:rPr>
+              <w:t>、我熟悉国家地理信息安全相关法规与标准，能够识别空间信息系统安全风险，具备空间信息安全防护与</w:t>
+            </w:r>
+            <w:r>
+              <w:rPr>
+                <w:rFonts w:ascii="Times New Roman" w:hAnsi="Times New Roman" w:hint="eastAsia"/>
+              </w:rPr>
+              <w:t xml:space="preserve"> AI </w:t>
+            </w:r>
+            <w:r>
+              <w:rPr>
+                <w:rFonts w:ascii="Times New Roman" w:hAnsi="Times New Roman" w:hint="eastAsia"/>
+              </w:rPr>
+              <w:t>伦理辨析能力。</w:t>
+            </w:r>
+          </w:p>
+          <w:p>
+            <w:pPr>
+              <w:rPr>
+                <w:rFonts w:ascii="Times New Roman" w:hAnsi="Times New Roman"/>
+              </w:rPr>
+            </w:pPr>
+            <w:r>
+              <w:rPr>
+                <w:rFonts w:ascii="Times New Roman" w:hAnsi="Times New Roman" w:hint="eastAsia"/>
+              </w:rPr>
+              <w:t>[</w:t>
+            </w:r>
+            <w:r>
+              <w:rPr>
+                <w:rFonts w:ascii="Times New Roman" w:hAnsi="Times New Roman" w:hint="eastAsia"/>
+              </w:rPr>
+              <w:t>单选题</w:t>
+            </w:r>
+            <w:r>
+              <w:rPr>
+                <w:rFonts w:ascii="Times New Roman" w:hAnsi="Times New Roman" w:hint="eastAsia"/>
+              </w:rPr>
+              <w:t>] 7</w:t>
+            </w:r>
+            <w:r>
+              <w:rPr>
+                <w:rFonts w:ascii="Times New Roman" w:hAnsi="Times New Roman" w:hint="eastAsia"/>
+              </w:rPr>
+              <w:t>、课程内容帮助我搭建起空间信息</w:t>
+            </w:r>
+            <w:r>
+              <w:rPr>
+                <w:rFonts w:ascii="Times New Roman" w:hAnsi="Times New Roman" w:hint="eastAsia"/>
+              </w:rPr>
+              <w:t xml:space="preserve"> + </w:t>
+            </w:r>
+            <w:r>
+              <w:rPr>
+                <w:rFonts w:ascii="Times New Roman" w:hAnsi="Times New Roman" w:hint="eastAsia"/>
+              </w:rPr>
+              <w:t>软件工程融合知识体系，可综合运用专业知识解决</w:t>
+            </w:r>
+            <w:r>
+              <w:rPr>
+                <w:rFonts w:ascii="Times New Roman" w:hAnsi="Times New Roman" w:hint="eastAsia"/>
+              </w:rPr>
+              <w:t xml:space="preserve"> GIS </w:t>
+            </w:r>
+            <w:r>
+              <w:rPr>
+                <w:rFonts w:ascii="Times New Roman" w:hAnsi="Times New Roman" w:hint="eastAsia"/>
+              </w:rPr>
+              <w:t>开发、时空数据服务等场景下的复杂工程问题。</w:t>
+            </w:r>
+          </w:p>
+          <w:p>
+            <w:pPr>
+              <w:rPr>
+                <w:rFonts w:ascii="Times New Roman" w:hAnsi="Times New Roman"/>
+              </w:rPr>
+            </w:pPr>
+            <w:r>
+              <w:rPr>
+                <w:rFonts w:ascii="Times New Roman" w:hAnsi="Times New Roman" w:hint="eastAsia"/>
+              </w:rPr>
+              <w:t>[</w:t>
+            </w:r>
+            <w:r>
+              <w:rPr>
+                <w:rFonts w:ascii="Times New Roman" w:hAnsi="Times New Roman" w:hint="eastAsia"/>
+              </w:rPr>
+              <w:t>单选题</w:t>
+            </w:r>
+            <w:r>
+              <w:rPr>
+                <w:rFonts w:ascii="Times New Roman" w:hAnsi="Times New Roman" w:hint="eastAsia"/>
+              </w:rPr>
+              <w:t>] 8</w:t>
+            </w:r>
+            <w:r>
+              <w:rPr>
+                <w:rFonts w:ascii="Times New Roman" w:hAnsi="Times New Roman" w:hint="eastAsia"/>
+              </w:rPr>
+              <w:t>、我能够以团队形式完成空间信息系统项目开发，在需求分析、设计、编码、测试全流程中具备协作能力与工程职业道德素养。</w:t>
+            </w:r>
+          </w:p>
+          <w:p>
+            <w:pPr>
+              <w:rPr>
+                <w:rFonts w:ascii="Times New Roman" w:hAnsi="Times New Roman"/>
+              </w:rPr>
+            </w:pPr>
+            <w:r>
+              <w:rPr>
+                <w:rFonts w:ascii="Times New Roman" w:hAnsi="Times New Roman" w:hint="eastAsia"/>
+              </w:rPr>
+              <w:t>[</w:t>
+            </w:r>
+            <w:r>
+              <w:rPr>
+                <w:rFonts w:ascii="Times New Roman" w:hAnsi="Times New Roman" w:hint="eastAsia"/>
+              </w:rPr>
+              <w:t>单选题</w:t>
+            </w:r>
+            <w:r>
+              <w:rPr>
+                <w:rFonts w:ascii="Times New Roman" w:hAnsi="Times New Roman" w:hint="eastAsia"/>
+              </w:rPr>
+              <w:t>] 9</w:t>
+            </w:r>
+            <w:r>
+              <w:rPr>
+                <w:rFonts w:ascii="Times New Roman" w:hAnsi="Times New Roman" w:hint="eastAsia"/>
+              </w:rPr>
+              <w:t>、学习本课程后，我能结合行业应用场景，分析空间软件项目实施过程中的工程管理与经济决策相关问题。</w:t>
+            </w:r>
+          </w:p>
+          <w:p>
+            <w:pPr>
+              <w:rPr>
+                <w:rFonts w:ascii="Times New Roman" w:hAnsi="Times New Roman"/>
+              </w:rPr>
+            </w:pPr>
+            <w:r>
+              <w:rPr>
+                <w:rFonts w:ascii="Times New Roman" w:hAnsi="Times New Roman" w:hint="eastAsia"/>
+              </w:rPr>
+              <w:t>[</w:t>
+            </w:r>
+            <w:r>
+              <w:rPr>
+                <w:rFonts w:ascii="Times New Roman" w:hAnsi="Times New Roman" w:hint="eastAsia"/>
+              </w:rPr>
+              <w:t>单选题</w:t>
+            </w:r>
+            <w:r>
+              <w:rPr>
+                <w:rFonts w:ascii="Times New Roman" w:hAnsi="Times New Roman" w:hint="eastAsia"/>
+              </w:rPr>
+              <w:t>] 10</w:t>
+            </w:r>
+            <w:r>
+              <w:rPr>
+                <w:rFonts w:ascii="Times New Roman" w:hAnsi="Times New Roman" w:hint="eastAsia"/>
+              </w:rPr>
+              <w:t>、我能够参考开源</w:t>
+            </w:r>
+            <w:r>
+              <w:rPr>
+                <w:rFonts w:ascii="Times New Roman" w:hAnsi="Times New Roman" w:hint="eastAsia"/>
+              </w:rPr>
+              <w:t xml:space="preserve"> GIS </w:t>
+            </w:r>
+            <w:r>
+              <w:rPr>
+                <w:rFonts w:ascii="Times New Roman" w:hAnsi="Times New Roman" w:hint="eastAsia"/>
+              </w:rPr>
+              <w:t>方案、行业案例等资料，结合课程所学完成空间信息系统方案设计，并形成合理可行的开发结论。</w:t>
+            </w:r>
+          </w:p>
+          <w:p>
+            <w:pPr>
+              <w:rPr>
+                <w:rFonts w:ascii="Times New Roman" w:hAnsi="Times New Roman" w:hint="eastAsia"/>
+              </w:rPr>
+            </w:pPr>
+          </w:p>
+          <w:p>
+            <w:pPr>
+              <w:rPr>
+                <w:rFonts w:ascii="Times New Roman" w:hAnsi="Times New Roman"/>
+              </w:rPr>
+            </w:pPr>
+            <w:r>
+              <w:rPr>
+                <w:rFonts w:ascii="Times New Roman" w:hAnsi="Times New Roman" w:hint="eastAsia"/>
+              </w:rPr>
+              <w:t xml:space="preserve">2. </w:t>
+            </w:r>
+            <w:r>
+              <w:rPr>
+                <w:rFonts w:ascii="Times New Roman" w:hAnsi="Times New Roman" w:hint="eastAsia"/>
+              </w:rPr>
+              <w:t>调查问卷结果统计</w:t>
+            </w:r>
+          </w:p>
+          <w:p>
+            <w:pPr>
+              <w:rPr>
+                <w:rFonts w:ascii="Times New Roman" w:hAnsi="Times New Roman"/>
+              </w:rPr>
+            </w:pPr>
+            <w:r>
+              <w:rPr>
+                <w:rFonts w:ascii="Times New Roman" w:hAnsi="Times New Roman" w:hint="eastAsia"/>
+              </w:rPr>
+              <w:t>本次问卷共回收有效问卷</w:t>
+            </w:r>
+            <w:r>
+              <w:rPr>
+                <w:rFonts w:ascii="Times New Roman" w:hAnsi="Times New Roman" w:hint="eastAsia"/>
+              </w:rPr>
+              <w:t xml:space="preserve"> 35 </w:t>
+            </w:r>
+            <w:r>
+              <w:rPr>
+                <w:rFonts w:ascii="Times New Roman" w:hAnsi="Times New Roman" w:hint="eastAsia"/>
+              </w:rPr>
+              <w:t>份，所有题目满分均为</w:t>
+            </w:r>
+            <w:r>
+              <w:rPr>
+                <w:rFonts w:ascii="Times New Roman" w:hAnsi="Times New Roman" w:hint="eastAsia"/>
+              </w:rPr>
+              <w:t xml:space="preserve"> 5 </w:t>
+            </w:r>
+            <w:r>
+              <w:rPr>
+                <w:rFonts w:ascii="Times New Roman" w:hAnsi="Times New Roman" w:hint="eastAsia"/>
+              </w:rPr>
+              <w:t>分，各题目得分情况按从高到低排序如下：</w:t>
+            </w:r>
+          </w:p>
+          <w:p>
+            <w:pPr>
+              <w:rPr>
+                <w:rFonts w:ascii="Times New Roman" w:hAnsi="Times New Roman"/>
+              </w:rPr>
+            </w:pPr>
+            <w:r>
+              <w:rPr>
+                <w:rFonts w:ascii="Times New Roman" w:hAnsi="Times New Roman" w:hint="eastAsia"/>
+              </w:rPr>
+              <w:t>Q8</w:t>
+            </w:r>
+            <w:r>
+              <w:rPr>
+                <w:rFonts w:ascii="Times New Roman" w:hAnsi="Times New Roman" w:hint="eastAsia"/>
+              </w:rPr>
+              <w:t>、</w:t>
+            </w:r>
+            <w:r>
+              <w:rPr>
+                <w:rFonts w:ascii="Times New Roman" w:hAnsi="Times New Roman" w:hint="eastAsia"/>
+              </w:rPr>
+              <w:t>Q4</w:t>
+            </w:r>
+            <w:r>
+              <w:rPr>
+                <w:rFonts w:ascii="Times New Roman" w:hAnsi="Times New Roman" w:hint="eastAsia"/>
+              </w:rPr>
+              <w:t>、</w:t>
+            </w:r>
+            <w:r>
+              <w:rPr>
+                <w:rFonts w:ascii="Times New Roman" w:hAnsi="Times New Roman" w:hint="eastAsia"/>
+              </w:rPr>
+              <w:t xml:space="preserve">Q10 </w:t>
+            </w:r>
+            <w:r>
+              <w:rPr>
+                <w:rFonts w:ascii="Times New Roman" w:hAnsi="Times New Roman" w:hint="eastAsia"/>
+              </w:rPr>
+              <w:t>并列得分最高（</w:t>
+            </w:r>
+            <w:r>
+              <w:rPr>
+                <w:rFonts w:ascii="Times New Roman" w:hAnsi="Times New Roman" w:hint="eastAsia"/>
+              </w:rPr>
+              <w:t xml:space="preserve">4.06 </w:t>
+            </w:r>
+            <w:r>
+              <w:rPr>
+                <w:rFonts w:ascii="Times New Roman" w:hAnsi="Times New Roman" w:hint="eastAsia"/>
+              </w:rPr>
+              <w:t>分）</w:t>
+            </w:r>
+          </w:p>
+          <w:p>
+            <w:pPr>
+              <w:rPr>
+                <w:rFonts w:ascii="Times New Roman" w:hAnsi="Times New Roman"/>
+              </w:rPr>
+            </w:pPr>
+            <w:r>
+              <w:rPr>
+                <w:rFonts w:ascii="Times New Roman" w:hAnsi="Times New Roman" w:hint="eastAsia"/>
+              </w:rPr>
+              <w:t>Q8</w:t>
+            </w:r>
+            <w:r>
+              <w:rPr>
+                <w:rFonts w:ascii="Times New Roman" w:hAnsi="Times New Roman" w:hint="eastAsia"/>
+              </w:rPr>
+              <w:t>：学生普遍认可课程学习帮助自己在空间信息系统项目开发全流程中具备了团队协作能力与工程职业道德素养，</w:t>
+            </w:r>
+            <w:r>
+              <w:rPr>
+                <w:rFonts w:ascii="Times New Roman" w:hAnsi="Times New Roman" w:hint="eastAsia"/>
+              </w:rPr>
+              <w:t xml:space="preserve">82.86% </w:t>
+            </w:r>
+            <w:r>
+              <w:rPr>
+                <w:rFonts w:ascii="Times New Roman" w:hAnsi="Times New Roman" w:hint="eastAsia"/>
+              </w:rPr>
+              <w:t>的学生给出了</w:t>
+            </w:r>
+            <w:r>
+              <w:rPr>
+                <w:rFonts w:ascii="Times New Roman" w:hAnsi="Times New Roman" w:hint="eastAsia"/>
+              </w:rPr>
+              <w:t xml:space="preserve"> 4 </w:t>
+            </w:r>
+            <w:r>
+              <w:rPr>
+                <w:rFonts w:ascii="Times New Roman" w:hAnsi="Times New Roman" w:hint="eastAsia"/>
+              </w:rPr>
+              <w:t>分（比较符合）及以上的好评，无</w:t>
+            </w:r>
+            <w:r>
+              <w:rPr>
+                <w:rFonts w:ascii="Times New Roman" w:hAnsi="Times New Roman" w:hint="eastAsia"/>
+              </w:rPr>
+              <w:t xml:space="preserve"> 2 </w:t>
+            </w:r>
+            <w:r>
+              <w:rPr>
+                <w:rFonts w:ascii="Times New Roman" w:hAnsi="Times New Roman" w:hint="eastAsia"/>
+              </w:rPr>
+              <w:t>分（不太符合）及以下评价。</w:t>
+            </w:r>
+          </w:p>
+          <w:p>
+            <w:pPr>
+              <w:rPr>
+                <w:rFonts w:ascii="Times New Roman" w:hAnsi="Times New Roman"/>
+              </w:rPr>
+            </w:pPr>
+            <w:r>
+              <w:rPr>
+                <w:rFonts w:ascii="Times New Roman" w:hAnsi="Times New Roman" w:hint="eastAsia"/>
+              </w:rPr>
+              <w:t>Q4</w:t>
+            </w:r>
+            <w:r>
+              <w:rPr>
+                <w:rFonts w:ascii="Times New Roman" w:hAnsi="Times New Roman" w:hint="eastAsia"/>
+              </w:rPr>
+              <w:t>：学生普遍认为自己能够结合空间数据特性设计测试用例，完成空间软件全维度测试，且能熟练使用</w:t>
+            </w:r>
+            <w:r>
+              <w:rPr>
+                <w:rFonts w:ascii="Times New Roman" w:hAnsi="Times New Roman" w:hint="eastAsia"/>
+              </w:rPr>
+              <w:t xml:space="preserve"> AI </w:t>
+            </w:r>
+            <w:r>
+              <w:rPr>
+                <w:rFonts w:ascii="Times New Roman" w:hAnsi="Times New Roman" w:hint="eastAsia"/>
+              </w:rPr>
+              <w:t>工具辅助测试与结果分析，</w:t>
+            </w:r>
+            <w:r>
+              <w:rPr>
+                <w:rFonts w:ascii="Times New Roman" w:hAnsi="Times New Roman" w:hint="eastAsia"/>
+              </w:rPr>
+              <w:t xml:space="preserve">77.14% </w:t>
+            </w:r>
+            <w:r>
+              <w:rPr>
+                <w:rFonts w:ascii="Times New Roman" w:hAnsi="Times New Roman" w:hint="eastAsia"/>
+              </w:rPr>
+              <w:t>的学生给出了</w:t>
+            </w:r>
+            <w:r>
+              <w:rPr>
+                <w:rFonts w:ascii="Times New Roman" w:hAnsi="Times New Roman" w:hint="eastAsia"/>
+              </w:rPr>
+              <w:t xml:space="preserve"> 4 </w:t>
+            </w:r>
+            <w:r>
+              <w:rPr>
+                <w:rFonts w:ascii="Times New Roman" w:hAnsi="Times New Roman" w:hint="eastAsia"/>
+              </w:rPr>
+              <w:t>分及以上好评，无</w:t>
+            </w:r>
+            <w:r>
+              <w:rPr>
+                <w:rFonts w:ascii="Times New Roman" w:hAnsi="Times New Roman" w:hint="eastAsia"/>
+              </w:rPr>
+              <w:t xml:space="preserve"> 2 </w:t>
+            </w:r>
+            <w:r>
+              <w:rPr>
+                <w:rFonts w:ascii="Times New Roman" w:hAnsi="Times New Roman" w:hint="eastAsia"/>
+              </w:rPr>
+              <w:t>分及以下评价。</w:t>
+            </w:r>
+          </w:p>
+          <w:p>
+            <w:pPr>
+              <w:rPr>
+                <w:rFonts w:ascii="Times New Roman" w:hAnsi="Times New Roman"/>
+              </w:rPr>
+            </w:pPr>
+            <w:r>
+              <w:rPr>
+                <w:rFonts w:ascii="Times New Roman" w:hAnsi="Times New Roman" w:hint="eastAsia"/>
+              </w:rPr>
+              <w:t>Q10</w:t>
+            </w:r>
+            <w:r>
+              <w:rPr>
+                <w:rFonts w:ascii="Times New Roman" w:hAnsi="Times New Roman" w:hint="eastAsia"/>
+              </w:rPr>
+              <w:t>：学生普遍认可课程帮助自己具备了参考开源方案、行业案例完成空间信息系统方案设计，并形成合理开发结论的能力，</w:t>
+            </w:r>
+            <w:r>
+              <w:rPr>
+                <w:rFonts w:ascii="Times New Roman" w:hAnsi="Times New Roman" w:hint="eastAsia"/>
+              </w:rPr>
+              <w:t xml:space="preserve">85.71% </w:t>
+            </w:r>
+            <w:r>
+              <w:rPr>
+                <w:rFonts w:ascii="Times New Roman" w:hAnsi="Times New Roman" w:hint="eastAsia"/>
+              </w:rPr>
+              <w:t>的学生给出了</w:t>
+            </w:r>
+            <w:r>
+              <w:rPr>
+                <w:rFonts w:ascii="Times New Roman" w:hAnsi="Times New Roman" w:hint="eastAsia"/>
+              </w:rPr>
+              <w:t xml:space="preserve"> 4 </w:t>
+            </w:r>
+            <w:r>
+              <w:rPr>
+                <w:rFonts w:ascii="Times New Roman" w:hAnsi="Times New Roman" w:hint="eastAsia"/>
+              </w:rPr>
+              <w:t>分及以上好评，无</w:t>
+            </w:r>
+            <w:r>
+              <w:rPr>
+                <w:rFonts w:ascii="Times New Roman" w:hAnsi="Times New Roman" w:hint="eastAsia"/>
+              </w:rPr>
+              <w:t xml:space="preserve"> 2 </w:t>
+            </w:r>
+            <w:r>
+              <w:rPr>
+                <w:rFonts w:ascii="Times New Roman" w:hAnsi="Times New Roman" w:hint="eastAsia"/>
+              </w:rPr>
+              <w:t>分及以下评价。</w:t>
+            </w:r>
+          </w:p>
+          <w:p>
+            <w:pPr>
+              <w:rPr>
+                <w:rFonts w:ascii="Times New Roman" w:hAnsi="Times New Roman"/>
+              </w:rPr>
+            </w:pPr>
+            <w:r>
+              <w:rPr>
+                <w:rFonts w:ascii="Times New Roman" w:hAnsi="Times New Roman" w:hint="eastAsia"/>
+              </w:rPr>
+              <w:t xml:space="preserve">Q9 </w:t>
+            </w:r>
+            <w:r>
+              <w:rPr>
+                <w:rFonts w:ascii="Times New Roman" w:hAnsi="Times New Roman" w:hint="eastAsia"/>
+              </w:rPr>
+              <w:t>得分</w:t>
+            </w:r>
+            <w:r>
+              <w:rPr>
+                <w:rFonts w:ascii="Times New Roman" w:hAnsi="Times New Roman" w:hint="eastAsia"/>
+              </w:rPr>
+              <w:t xml:space="preserve"> 4.03 </w:t>
+            </w:r>
+            <w:r>
+              <w:rPr>
+                <w:rFonts w:ascii="Times New Roman" w:hAnsi="Times New Roman" w:hint="eastAsia"/>
+              </w:rPr>
+              <w:t>分：学生对课程帮助自己结合行业场景分析空间软件项目工程管理与经济决策问题的评价较高，</w:t>
+            </w:r>
+            <w:r>
+              <w:rPr>
+                <w:rFonts w:ascii="Times New Roman" w:hAnsi="Times New Roman" w:hint="eastAsia"/>
+              </w:rPr>
+              <w:t xml:space="preserve">80% </w:t>
+            </w:r>
+            <w:r>
+              <w:rPr>
+                <w:rFonts w:ascii="Times New Roman" w:hAnsi="Times New Roman" w:hint="eastAsia"/>
+              </w:rPr>
+              <w:t>的学生给出了</w:t>
+            </w:r>
+            <w:r>
+              <w:rPr>
+                <w:rFonts w:ascii="Times New Roman" w:hAnsi="Times New Roman" w:hint="eastAsia"/>
+              </w:rPr>
+              <w:t xml:space="preserve"> 4 </w:t>
+            </w:r>
+            <w:r>
+              <w:rPr>
+                <w:rFonts w:ascii="Times New Roman" w:hAnsi="Times New Roman" w:hint="eastAsia"/>
+              </w:rPr>
+              <w:t>分及以上好评，无</w:t>
+            </w:r>
+            <w:r>
+              <w:rPr>
+                <w:rFonts w:ascii="Times New Roman" w:hAnsi="Times New Roman" w:hint="eastAsia"/>
+              </w:rPr>
+              <w:t xml:space="preserve"> 2 </w:t>
+            </w:r>
+            <w:r>
+              <w:rPr>
+                <w:rFonts w:ascii="Times New Roman" w:hAnsi="Times New Roman" w:hint="eastAsia"/>
+              </w:rPr>
+              <w:t>分及以下评价。</w:t>
+            </w:r>
+          </w:p>
+          <w:p>
+            <w:pPr>
+              <w:rPr>
+                <w:rFonts w:ascii="Times New Roman" w:hAnsi="Times New Roman"/>
+              </w:rPr>
+            </w:pPr>
+            <w:r>
+              <w:rPr>
+                <w:rFonts w:ascii="Times New Roman" w:hAnsi="Times New Roman" w:hint="eastAsia"/>
+              </w:rPr>
+              <w:t xml:space="preserve">Q2 </w:t>
+            </w:r>
+            <w:r>
+              <w:rPr>
+                <w:rFonts w:ascii="Times New Roman" w:hAnsi="Times New Roman" w:hint="eastAsia"/>
+              </w:rPr>
+              <w:t>得分</w:t>
+            </w:r>
+            <w:r>
+              <w:rPr>
+                <w:rFonts w:ascii="Times New Roman" w:hAnsi="Times New Roman" w:hint="eastAsia"/>
+              </w:rPr>
+              <w:t xml:space="preserve"> 4.00 </w:t>
+            </w:r>
+            <w:r>
+              <w:rPr>
+                <w:rFonts w:ascii="Times New Roman" w:hAnsi="Times New Roman" w:hint="eastAsia"/>
+              </w:rPr>
+              <w:t>分：学生对课程帮助自己掌握空间信息系统全流程设计方法、相关工具使用及</w:t>
+            </w:r>
+            <w:r>
+              <w:rPr>
+                <w:rFonts w:ascii="Times New Roman" w:hAnsi="Times New Roman" w:hint="eastAsia"/>
+              </w:rPr>
+              <w:t xml:space="preserve"> AI </w:t>
+            </w:r>
+            <w:r>
+              <w:rPr>
+                <w:rFonts w:ascii="Times New Roman" w:hAnsi="Times New Roman" w:hint="eastAsia"/>
+              </w:rPr>
+              <w:t>辅助开发能力的评价处于中等偏上水平，</w:t>
+            </w:r>
+            <w:r>
+              <w:rPr>
+                <w:rFonts w:ascii="Times New Roman" w:hAnsi="Times New Roman" w:hint="eastAsia"/>
+              </w:rPr>
+              <w:t xml:space="preserve">82.86% </w:t>
+            </w:r>
+            <w:r>
+              <w:rPr>
+                <w:rFonts w:ascii="Times New Roman" w:hAnsi="Times New Roman" w:hint="eastAsia"/>
+              </w:rPr>
+              <w:t>的学生给出了</w:t>
+            </w:r>
+            <w:r>
+              <w:rPr>
+                <w:rFonts w:ascii="Times New Roman" w:hAnsi="Times New Roman" w:hint="eastAsia"/>
+              </w:rPr>
+              <w:t xml:space="preserve"> 4 </w:t>
+            </w:r>
+            <w:r>
+              <w:rPr>
+                <w:rFonts w:ascii="Times New Roman" w:hAnsi="Times New Roman" w:hint="eastAsia"/>
+              </w:rPr>
+              <w:t>分及以上好评，无</w:t>
+            </w:r>
+            <w:r>
+              <w:rPr>
+                <w:rFonts w:ascii="Times New Roman" w:hAnsi="Times New Roman" w:hint="eastAsia"/>
+              </w:rPr>
+              <w:t xml:space="preserve"> 2 </w:t>
+            </w:r>
+            <w:r>
+              <w:rPr>
+                <w:rFonts w:ascii="Times New Roman" w:hAnsi="Times New Roman" w:hint="eastAsia"/>
+              </w:rPr>
+              <w:t>分及以下评价。</w:t>
+            </w:r>
+          </w:p>
+          <w:p>
+            <w:pPr>
+              <w:rPr>
+                <w:rFonts w:ascii="Times New Roman" w:hAnsi="Times New Roman"/>
+              </w:rPr>
+            </w:pPr>
+            <w:r>
+              <w:rPr>
+                <w:rFonts w:ascii="Times New Roman" w:hAnsi="Times New Roman" w:hint="eastAsia"/>
+              </w:rPr>
+              <w:t>Q3</w:t>
+            </w:r>
+            <w:r>
+              <w:rPr>
+                <w:rFonts w:ascii="Times New Roman" w:hAnsi="Times New Roman" w:hint="eastAsia"/>
+              </w:rPr>
+              <w:t>、</w:t>
+            </w:r>
+            <w:r>
+              <w:rPr>
+                <w:rFonts w:ascii="Times New Roman" w:hAnsi="Times New Roman" w:hint="eastAsia"/>
+              </w:rPr>
+              <w:t xml:space="preserve">Q5 </w:t>
+            </w:r>
+            <w:r>
+              <w:rPr>
+                <w:rFonts w:ascii="Times New Roman" w:hAnsi="Times New Roman" w:hint="eastAsia"/>
+              </w:rPr>
+              <w:t>并列得分</w:t>
+            </w:r>
+            <w:r>
+              <w:rPr>
+                <w:rFonts w:ascii="Times New Roman" w:hAnsi="Times New Roman" w:hint="eastAsia"/>
+              </w:rPr>
+              <w:t xml:space="preserve"> 3.97 </w:t>
+            </w:r>
+            <w:r>
+              <w:rPr>
+                <w:rFonts w:ascii="Times New Roman" w:hAnsi="Times New Roman" w:hint="eastAsia"/>
+              </w:rPr>
+              <w:t>分</w:t>
+            </w:r>
+          </w:p>
+          <w:p>
+            <w:pPr>
+              <w:rPr>
+                <w:rFonts w:ascii="Times New Roman" w:hAnsi="Times New Roman"/>
+              </w:rPr>
+            </w:pPr>
+            <w:r>
+              <w:rPr>
+                <w:rFonts w:ascii="Times New Roman" w:hAnsi="Times New Roman" w:hint="eastAsia"/>
+              </w:rPr>
+              <w:t>Q3</w:t>
+            </w:r>
+            <w:r>
+              <w:rPr>
+                <w:rFonts w:ascii="Times New Roman" w:hAnsi="Times New Roman" w:hint="eastAsia"/>
+              </w:rPr>
+              <w:t>：学生对自己掌握空间软件编码技术、</w:t>
+            </w:r>
+            <w:r>
+              <w:rPr>
+                <w:rFonts w:ascii="Times New Roman" w:hAnsi="Times New Roman" w:hint="eastAsia"/>
+              </w:rPr>
+              <w:t xml:space="preserve">GIS </w:t>
+            </w:r>
+            <w:r>
+              <w:rPr>
+                <w:rFonts w:ascii="Times New Roman" w:hAnsi="Times New Roman" w:hint="eastAsia"/>
+              </w:rPr>
+              <w:t>接口调用与代码优化能力的评价处于中等水</w:t>
             </w:r>
             <w:r>
               <w:rPr>
                 <w:rFonts w:ascii="Times New Roman" w:hAnsi="Times New Roman" w:hint="eastAsia"/>
               </w:rPr>
               <w:lastRenderedPageBreak/>
-              <w:t>信息安全与数据保密意识。</w:t>
-            </w:r>
-          </w:p>
-          <w:p>
-            <w:pPr>
-              <w:rPr>
-                <w:rFonts w:ascii="Times New Roman" w:hAnsi="Times New Roman"/>
-              </w:rPr>
-            </w:pPr>
-            <w:r>
-              <w:rPr>
-                <w:rFonts w:ascii="Times New Roman" w:hAnsi="Times New Roman" w:hint="eastAsia"/>
-              </w:rPr>
-              <w:t>[</w:t>
-            </w:r>
-            <w:r>
-              <w:rPr>
-                <w:rFonts w:ascii="Times New Roman" w:hAnsi="Times New Roman" w:hint="eastAsia"/>
-              </w:rPr>
-              <w:t>单选题</w:t>
-            </w:r>
-            <w:r>
-              <w:rPr>
-                <w:rFonts w:ascii="Times New Roman" w:hAnsi="Times New Roman" w:hint="eastAsia"/>
-              </w:rPr>
-              <w:t>] 2</w:t>
-            </w:r>
-            <w:r>
-              <w:rPr>
-                <w:rFonts w:ascii="Times New Roman" w:hAnsi="Times New Roman" w:hint="eastAsia"/>
-              </w:rPr>
-              <w:t>、我能够运用结构化、面向对象方法开展空间信息系统全流程设计，熟练使用</w:t>
-            </w:r>
-            <w:r>
-              <w:rPr>
-                <w:rFonts w:ascii="Times New Roman" w:hAnsi="Times New Roman" w:hint="eastAsia"/>
-              </w:rPr>
-              <w:t xml:space="preserve"> EA UML</w:t>
+              <w:t>平，</w:t>
+            </w:r>
+            <w:r>
+              <w:rPr>
+                <w:rFonts w:ascii="Times New Roman" w:hAnsi="Times New Roman" w:hint="eastAsia"/>
+              </w:rPr>
+              <w:t xml:space="preserve">80% </w:t>
+            </w:r>
+            <w:r>
+              <w:rPr>
+                <w:rFonts w:ascii="Times New Roman" w:hAnsi="Times New Roman" w:hint="eastAsia"/>
+              </w:rPr>
+              <w:t>的学生给出了</w:t>
+            </w:r>
+            <w:r>
+              <w:rPr>
+                <w:rFonts w:ascii="Times New Roman" w:hAnsi="Times New Roman" w:hint="eastAsia"/>
+              </w:rPr>
+              <w:t xml:space="preserve"> 4 </w:t>
+            </w:r>
+            <w:r>
+              <w:rPr>
+                <w:rFonts w:ascii="Times New Roman" w:hAnsi="Times New Roman" w:hint="eastAsia"/>
+              </w:rPr>
+              <w:t>分及以上好评，无</w:t>
+            </w:r>
+            <w:r>
+              <w:rPr>
+                <w:rFonts w:ascii="Times New Roman" w:hAnsi="Times New Roman" w:hint="eastAsia"/>
+              </w:rPr>
+              <w:t xml:space="preserve"> 2 </w:t>
+            </w:r>
+            <w:r>
+              <w:rPr>
+                <w:rFonts w:ascii="Times New Roman" w:hAnsi="Times New Roman" w:hint="eastAsia"/>
+              </w:rPr>
+              <w:t>分及以下评价。</w:t>
+            </w:r>
+          </w:p>
+          <w:p>
+            <w:pPr>
+              <w:rPr>
+                <w:rFonts w:ascii="Times New Roman" w:hAnsi="Times New Roman"/>
+              </w:rPr>
+            </w:pPr>
+            <w:r>
+              <w:rPr>
+                <w:rFonts w:ascii="Times New Roman" w:hAnsi="Times New Roman" w:hint="eastAsia"/>
+              </w:rPr>
+              <w:t>Q5</w:t>
+            </w:r>
+            <w:r>
+              <w:rPr>
+                <w:rFonts w:ascii="Times New Roman" w:hAnsi="Times New Roman" w:hint="eastAsia"/>
+              </w:rPr>
+              <w:t>：学生对自己掌握软件维护与项目管理方法、</w:t>
+            </w:r>
+            <w:r>
+              <w:rPr>
+                <w:rFonts w:ascii="Times New Roman" w:hAnsi="Times New Roman" w:hint="eastAsia"/>
+              </w:rPr>
+              <w:t xml:space="preserve">AI </w:t>
+            </w:r>
+            <w:r>
+              <w:rPr>
+                <w:rFonts w:ascii="Times New Roman" w:hAnsi="Times New Roman" w:hint="eastAsia"/>
+              </w:rPr>
+              <w:t>工具辅助项目管控能力的评价处于中等水平，</w:t>
+            </w:r>
+            <w:r>
+              <w:rPr>
+                <w:rFonts w:ascii="Times New Roman" w:hAnsi="Times New Roman" w:hint="eastAsia"/>
+              </w:rPr>
+              <w:t xml:space="preserve">77.14% </w:t>
+            </w:r>
+            <w:r>
+              <w:rPr>
+                <w:rFonts w:ascii="Times New Roman" w:hAnsi="Times New Roman" w:hint="eastAsia"/>
+              </w:rPr>
+              <w:t>的学生给出了</w:t>
+            </w:r>
+            <w:r>
+              <w:rPr>
+                <w:rFonts w:ascii="Times New Roman" w:hAnsi="Times New Roman" w:hint="eastAsia"/>
+              </w:rPr>
+              <w:t xml:space="preserve"> 4 </w:t>
+            </w:r>
+            <w:r>
+              <w:rPr>
+                <w:rFonts w:ascii="Times New Roman" w:hAnsi="Times New Roman" w:hint="eastAsia"/>
+              </w:rPr>
+              <w:t>分及以上好评，无</w:t>
+            </w:r>
+            <w:r>
+              <w:rPr>
+                <w:rFonts w:ascii="Times New Roman" w:hAnsi="Times New Roman" w:hint="eastAsia"/>
+              </w:rPr>
+              <w:t xml:space="preserve"> 2 </w:t>
+            </w:r>
+            <w:r>
+              <w:rPr>
+                <w:rFonts w:ascii="Times New Roman" w:hAnsi="Times New Roman" w:hint="eastAsia"/>
+              </w:rPr>
+              <w:t>分及以下评价。</w:t>
+            </w:r>
+          </w:p>
+          <w:p>
+            <w:pPr>
+              <w:rPr>
+                <w:rFonts w:ascii="Times New Roman" w:hAnsi="Times New Roman"/>
+              </w:rPr>
+            </w:pPr>
+            <w:r>
+              <w:rPr>
+                <w:rFonts w:ascii="Times New Roman" w:hAnsi="Times New Roman" w:hint="eastAsia"/>
+              </w:rPr>
+              <w:t>Q6</w:t>
             </w:r>
             <w:r>
               <w:rPr>
@@ -8112,13 +9309,437 @@
               <w:rPr>
                 <w:rFonts w:ascii="Times New Roman" w:hAnsi="Times New Roman" w:hint="eastAsia"/>
               </w:rPr>
-              <w:t xml:space="preserve">QGIS </w:t>
-            </w:r>
-            <w:r>
-              <w:rPr>
-                <w:rFonts w:ascii="Times New Roman" w:hAnsi="Times New Roman" w:hint="eastAsia"/>
-              </w:rPr>
-              <w:t>等工具完成建模与开发，并借助</w:t>
+              <w:t xml:space="preserve">Q7 </w:t>
+            </w:r>
+            <w:r>
+              <w:rPr>
+                <w:rFonts w:ascii="Times New Roman" w:hAnsi="Times New Roman" w:hint="eastAsia"/>
+              </w:rPr>
+              <w:t>并列得分</w:t>
+            </w:r>
+            <w:r>
+              <w:rPr>
+                <w:rFonts w:ascii="Times New Roman" w:hAnsi="Times New Roman" w:hint="eastAsia"/>
+              </w:rPr>
+              <w:t xml:space="preserve"> 3.94 </w:t>
+            </w:r>
+            <w:r>
+              <w:rPr>
+                <w:rFonts w:ascii="Times New Roman" w:hAnsi="Times New Roman" w:hint="eastAsia"/>
+              </w:rPr>
+              <w:t>分</w:t>
+            </w:r>
+          </w:p>
+          <w:p>
+            <w:pPr>
+              <w:rPr>
+                <w:rFonts w:ascii="Times New Roman" w:hAnsi="Times New Roman"/>
+              </w:rPr>
+            </w:pPr>
+            <w:r>
+              <w:rPr>
+                <w:rFonts w:ascii="Times New Roman" w:hAnsi="Times New Roman" w:hint="eastAsia"/>
+              </w:rPr>
+              <w:t>Q6</w:t>
+            </w:r>
+            <w:r>
+              <w:rPr>
+                <w:rFonts w:ascii="Times New Roman" w:hAnsi="Times New Roman" w:hint="eastAsia"/>
+              </w:rPr>
+              <w:t>：学生对自己掌握地理信息安全法规、风险识别与安全防护能力的评价相对偏弱，</w:t>
+            </w:r>
+            <w:r>
+              <w:rPr>
+                <w:rFonts w:ascii="Times New Roman" w:hAnsi="Times New Roman" w:hint="eastAsia"/>
+              </w:rPr>
+              <w:t xml:space="preserve">80% </w:t>
+            </w:r>
+            <w:r>
+              <w:rPr>
+                <w:rFonts w:ascii="Times New Roman" w:hAnsi="Times New Roman" w:hint="eastAsia"/>
+              </w:rPr>
+              <w:t>的学生给出了</w:t>
+            </w:r>
+            <w:r>
+              <w:rPr>
+                <w:rFonts w:ascii="Times New Roman" w:hAnsi="Times New Roman" w:hint="eastAsia"/>
+              </w:rPr>
+              <w:t xml:space="preserve"> 4 </w:t>
+            </w:r>
+            <w:r>
+              <w:rPr>
+                <w:rFonts w:ascii="Times New Roman" w:hAnsi="Times New Roman" w:hint="eastAsia"/>
+              </w:rPr>
+              <w:t>分及以上好评，同时出现了</w:t>
+            </w:r>
+            <w:r>
+              <w:rPr>
+                <w:rFonts w:ascii="Times New Roman" w:hAnsi="Times New Roman" w:hint="eastAsia"/>
+              </w:rPr>
+              <w:t xml:space="preserve"> 2.86% </w:t>
+            </w:r>
+            <w:r>
+              <w:rPr>
+                <w:rFonts w:ascii="Times New Roman" w:hAnsi="Times New Roman" w:hint="eastAsia"/>
+              </w:rPr>
+              <w:t>的</w:t>
+            </w:r>
+            <w:r>
+              <w:rPr>
+                <w:rFonts w:ascii="Times New Roman" w:hAnsi="Times New Roman" w:hint="eastAsia"/>
+              </w:rPr>
+              <w:t xml:space="preserve"> 2 </w:t>
+            </w:r>
+            <w:r>
+              <w:rPr>
+                <w:rFonts w:ascii="Times New Roman" w:hAnsi="Times New Roman" w:hint="eastAsia"/>
+              </w:rPr>
+              <w:t>分（不太符合）评价，是全卷唯一出现该低分的题目。</w:t>
+            </w:r>
+          </w:p>
+          <w:p>
+            <w:pPr>
+              <w:rPr>
+                <w:rFonts w:ascii="Times New Roman" w:hAnsi="Times New Roman"/>
+              </w:rPr>
+            </w:pPr>
+            <w:r>
+              <w:rPr>
+                <w:rFonts w:ascii="Times New Roman" w:hAnsi="Times New Roman" w:hint="eastAsia"/>
+              </w:rPr>
+              <w:t>Q7</w:t>
+            </w:r>
+            <w:r>
+              <w:rPr>
+                <w:rFonts w:ascii="Times New Roman" w:hAnsi="Times New Roman" w:hint="eastAsia"/>
+              </w:rPr>
+              <w:t>：学生对课程帮助自己搭建空间信息</w:t>
+            </w:r>
+            <w:r>
+              <w:rPr>
+                <w:rFonts w:ascii="Times New Roman" w:hAnsi="Times New Roman" w:hint="eastAsia"/>
+              </w:rPr>
+              <w:t xml:space="preserve"> + </w:t>
+            </w:r>
+            <w:r>
+              <w:rPr>
+                <w:rFonts w:ascii="Times New Roman" w:hAnsi="Times New Roman" w:hint="eastAsia"/>
+              </w:rPr>
+              <w:t>软件工程融合知识体系、解决复杂工程问题的评价相对偏弱，</w:t>
+            </w:r>
+            <w:r>
+              <w:rPr>
+                <w:rFonts w:ascii="Times New Roman" w:hAnsi="Times New Roman" w:hint="eastAsia"/>
+              </w:rPr>
+              <w:t xml:space="preserve">74.29% </w:t>
+            </w:r>
+            <w:r>
+              <w:rPr>
+                <w:rFonts w:ascii="Times New Roman" w:hAnsi="Times New Roman" w:hint="eastAsia"/>
+              </w:rPr>
+              <w:t>的学生给出了</w:t>
+            </w:r>
+            <w:r>
+              <w:rPr>
+                <w:rFonts w:ascii="Times New Roman" w:hAnsi="Times New Roman" w:hint="eastAsia"/>
+              </w:rPr>
+              <w:t xml:space="preserve"> 4 </w:t>
+            </w:r>
+            <w:r>
+              <w:rPr>
+                <w:rFonts w:ascii="Times New Roman" w:hAnsi="Times New Roman" w:hint="eastAsia"/>
+              </w:rPr>
+              <w:t>分及以上好评，无</w:t>
+            </w:r>
+            <w:r>
+              <w:rPr>
+                <w:rFonts w:ascii="Times New Roman" w:hAnsi="Times New Roman" w:hint="eastAsia"/>
+              </w:rPr>
+              <w:t xml:space="preserve"> 2 </w:t>
+            </w:r>
+            <w:r>
+              <w:rPr>
+                <w:rFonts w:ascii="Times New Roman" w:hAnsi="Times New Roman" w:hint="eastAsia"/>
+              </w:rPr>
+              <w:t>分及以下评价。</w:t>
+            </w:r>
+          </w:p>
+          <w:p>
+            <w:pPr>
+              <w:rPr>
+                <w:rFonts w:ascii="Times New Roman" w:hAnsi="Times New Roman"/>
+              </w:rPr>
+            </w:pPr>
+            <w:r>
+              <w:rPr>
+                <w:rFonts w:ascii="Times New Roman" w:hAnsi="Times New Roman" w:hint="eastAsia"/>
+              </w:rPr>
+              <w:t xml:space="preserve">Q1 </w:t>
+            </w:r>
+            <w:r>
+              <w:rPr>
+                <w:rFonts w:ascii="Times New Roman" w:hAnsi="Times New Roman" w:hint="eastAsia"/>
+              </w:rPr>
+              <w:t>得分最低（</w:t>
+            </w:r>
+            <w:r>
+              <w:rPr>
+                <w:rFonts w:ascii="Times New Roman" w:hAnsi="Times New Roman" w:hint="eastAsia"/>
+              </w:rPr>
+              <w:t xml:space="preserve">3.83 </w:t>
+            </w:r>
+            <w:r>
+              <w:rPr>
+                <w:rFonts w:ascii="Times New Roman" w:hAnsi="Times New Roman" w:hint="eastAsia"/>
+              </w:rPr>
+              <w:t>分）：学生对课程帮助自己掌握软件工程理论、空间信息复杂工程问题拆解能力的评价全卷最低，仅</w:t>
+            </w:r>
+            <w:r>
+              <w:rPr>
+                <w:rFonts w:ascii="Times New Roman" w:hAnsi="Times New Roman" w:hint="eastAsia"/>
+              </w:rPr>
+              <w:t xml:space="preserve"> 74.29% </w:t>
+            </w:r>
+            <w:r>
+              <w:rPr>
+                <w:rFonts w:ascii="Times New Roman" w:hAnsi="Times New Roman" w:hint="eastAsia"/>
+              </w:rPr>
+              <w:t>的学生给出了</w:t>
+            </w:r>
+            <w:r>
+              <w:rPr>
+                <w:rFonts w:ascii="Times New Roman" w:hAnsi="Times New Roman" w:hint="eastAsia"/>
+              </w:rPr>
+              <w:t xml:space="preserve"> 4 </w:t>
+            </w:r>
+            <w:r>
+              <w:rPr>
+                <w:rFonts w:ascii="Times New Roman" w:hAnsi="Times New Roman" w:hint="eastAsia"/>
+              </w:rPr>
+              <w:t>分及以上好评，同时</w:t>
+            </w:r>
+            <w:r>
+              <w:rPr>
+                <w:rFonts w:ascii="Times New Roman" w:hAnsi="Times New Roman" w:hint="eastAsia"/>
+              </w:rPr>
+              <w:t xml:space="preserve"> 11.43% </w:t>
+            </w:r>
+            <w:r>
+              <w:rPr>
+                <w:rFonts w:ascii="Times New Roman" w:hAnsi="Times New Roman" w:hint="eastAsia"/>
+              </w:rPr>
+              <w:t>的学生给出了</w:t>
+            </w:r>
+            <w:r>
+              <w:rPr>
+                <w:rFonts w:ascii="Times New Roman" w:hAnsi="Times New Roman" w:hint="eastAsia"/>
+              </w:rPr>
+              <w:t xml:space="preserve"> 1 </w:t>
+            </w:r>
+            <w:r>
+              <w:rPr>
+                <w:rFonts w:ascii="Times New Roman" w:hAnsi="Times New Roman" w:hint="eastAsia"/>
+              </w:rPr>
+              <w:t>分（完全不符合）的评价，是全卷低分占比最高的题目。</w:t>
+            </w:r>
+          </w:p>
+          <w:p>
+            <w:pPr>
+              <w:rPr>
+                <w:rFonts w:ascii="Times New Roman" w:hAnsi="Times New Roman" w:hint="eastAsia"/>
+              </w:rPr>
+            </w:pPr>
+          </w:p>
+          <w:p>
+            <w:pPr>
+              <w:rPr>
+                <w:rFonts w:ascii="Times New Roman" w:hAnsi="Times New Roman"/>
+              </w:rPr>
+            </w:pPr>
+            <w:r>
+              <w:rPr>
+                <w:rFonts w:ascii="Times New Roman" w:hAnsi="Times New Roman" w:hint="eastAsia"/>
+              </w:rPr>
+              <w:t xml:space="preserve">3. </w:t>
+            </w:r>
+            <w:r>
+              <w:rPr>
+                <w:rFonts w:ascii="Times New Roman" w:hAnsi="Times New Roman" w:hint="eastAsia"/>
+              </w:rPr>
+              <w:t>整体评价与教学改进建议</w:t>
+            </w:r>
+          </w:p>
+          <w:p>
+            <w:pPr>
+              <w:rPr>
+                <w:rFonts w:ascii="Times New Roman" w:hAnsi="Times New Roman"/>
+              </w:rPr>
+            </w:pPr>
+            <w:r>
+              <w:rPr>
+                <w:rFonts w:ascii="Times New Roman" w:hAnsi="Times New Roman" w:hint="eastAsia"/>
+              </w:rPr>
+              <w:t>整体评价</w:t>
+            </w:r>
+          </w:p>
+          <w:p>
+            <w:pPr>
+              <w:rPr>
+                <w:rFonts w:ascii="Times New Roman" w:hAnsi="Times New Roman"/>
+              </w:rPr>
+            </w:pPr>
+            <w:r>
+              <w:rPr>
+                <w:rFonts w:ascii="Times New Roman" w:hAnsi="Times New Roman" w:hint="eastAsia"/>
+              </w:rPr>
+              <w:t>本次问卷整体平均分</w:t>
+            </w:r>
+            <w:r>
+              <w:rPr>
+                <w:rFonts w:ascii="Times New Roman" w:hAnsi="Times New Roman" w:hint="eastAsia"/>
+              </w:rPr>
+              <w:t xml:space="preserve"> 3.99 </w:t>
+            </w:r>
+            <w:r>
+              <w:rPr>
+                <w:rFonts w:ascii="Times New Roman" w:hAnsi="Times New Roman" w:hint="eastAsia"/>
+              </w:rPr>
+              <w:t>分（满分</w:t>
+            </w:r>
+            <w:r>
+              <w:rPr>
+                <w:rFonts w:ascii="Times New Roman" w:hAnsi="Times New Roman" w:hint="eastAsia"/>
+              </w:rPr>
+              <w:t xml:space="preserve"> 5 </w:t>
+            </w:r>
+            <w:r>
+              <w:rPr>
+                <w:rFonts w:ascii="Times New Roman" w:hAnsi="Times New Roman" w:hint="eastAsia"/>
+              </w:rPr>
+              <w:t>分），整体</w:t>
+            </w:r>
+            <w:r>
+              <w:rPr>
+                <w:rFonts w:ascii="Times New Roman" w:hAnsi="Times New Roman" w:hint="eastAsia"/>
+              </w:rPr>
+              <w:t xml:space="preserve"> 4 </w:t>
+            </w:r>
+            <w:r>
+              <w:rPr>
+                <w:rFonts w:ascii="Times New Roman" w:hAnsi="Times New Roman" w:hint="eastAsia"/>
+              </w:rPr>
+              <w:t>分及以上好评占比</w:t>
+            </w:r>
+            <w:r>
+              <w:rPr>
+                <w:rFonts w:ascii="Times New Roman" w:hAnsi="Times New Roman" w:hint="eastAsia"/>
+              </w:rPr>
+              <w:t xml:space="preserve"> 79.43%</w:t>
+            </w:r>
+            <w:r>
+              <w:rPr>
+                <w:rFonts w:ascii="Times New Roman" w:hAnsi="Times New Roman" w:hint="eastAsia"/>
+              </w:rPr>
+              <w:t>，</w:t>
+            </w:r>
+            <w:r>
+              <w:rPr>
+                <w:rFonts w:ascii="Times New Roman" w:hAnsi="Times New Roman" w:hint="eastAsia"/>
+              </w:rPr>
+              <w:t xml:space="preserve">2 </w:t>
+            </w:r>
+            <w:r>
+              <w:rPr>
+                <w:rFonts w:ascii="Times New Roman" w:hAnsi="Times New Roman" w:hint="eastAsia"/>
+              </w:rPr>
+              <w:t>分及以下负面评价占比仅</w:t>
+            </w:r>
+            <w:r>
+              <w:rPr>
+                <w:rFonts w:ascii="Times New Roman" w:hAnsi="Times New Roman" w:hint="eastAsia"/>
+              </w:rPr>
+              <w:t xml:space="preserve"> 9.15%</w:t>
+            </w:r>
+            <w:r>
+              <w:rPr>
+                <w:rFonts w:ascii="Times New Roman" w:hAnsi="Times New Roman" w:hint="eastAsia"/>
+              </w:rPr>
+              <w:t>，无</w:t>
+            </w:r>
+            <w:r>
+              <w:rPr>
+                <w:rFonts w:ascii="Times New Roman" w:hAnsi="Times New Roman" w:hint="eastAsia"/>
+              </w:rPr>
+              <w:t xml:space="preserve"> 1 </w:t>
+            </w:r>
+            <w:r>
+              <w:rPr>
+                <w:rFonts w:ascii="Times New Roman" w:hAnsi="Times New Roman" w:hint="eastAsia"/>
+              </w:rPr>
+              <w:t>分（完全不符合）的极端负面评价。表明学生对本课程的总体评价良好，课程目标对毕业要求的支撑效果达标，绝大多数学生认可课程的教学内容与培养效果，仅部分教学模块存在优化空间。</w:t>
+            </w:r>
+          </w:p>
+          <w:p>
+            <w:pPr>
+              <w:rPr>
+                <w:rFonts w:ascii="Times New Roman" w:hAnsi="Times New Roman"/>
+              </w:rPr>
+            </w:pPr>
+            <w:r>
+              <w:rPr>
+                <w:rFonts w:ascii="Times New Roman" w:hAnsi="Times New Roman" w:hint="eastAsia"/>
+              </w:rPr>
+              <w:t>教学改进建议</w:t>
+            </w:r>
+          </w:p>
+          <w:p>
+            <w:pPr>
+              <w:rPr>
+                <w:rFonts w:ascii="Times New Roman" w:hAnsi="Times New Roman"/>
+              </w:rPr>
+            </w:pPr>
+            <w:r>
+              <w:rPr>
+                <w:rFonts w:ascii="Times New Roman" w:hAnsi="Times New Roman" w:hint="eastAsia"/>
+              </w:rPr>
+              <w:t>重点补强</w:t>
+            </w:r>
+            <w:r>
+              <w:rPr>
+                <w:rFonts w:ascii="Times New Roman" w:hAnsi="Times New Roman" w:hint="eastAsia"/>
+              </w:rPr>
+              <w:t xml:space="preserve"> Q1 </w:t>
+            </w:r>
+            <w:r>
+              <w:rPr>
+                <w:rFonts w:ascii="Times New Roman" w:hAnsi="Times New Roman" w:hint="eastAsia"/>
+              </w:rPr>
+              <w:t>对应的基础理论教学短板：针对软件工程基础理论、空间信息复杂工程问题拆解分析相关内容，可优化理论课程的讲解方式，增加行业场景案例的拆解分析训练，强化学生对基础理论的理解与应用能力，降低该模块的低分占比。</w:t>
+            </w:r>
+          </w:p>
+          <w:p>
+            <w:pPr>
+              <w:rPr>
+                <w:rFonts w:ascii="Times New Roman" w:hAnsi="Times New Roman"/>
+              </w:rPr>
+            </w:pPr>
+            <w:r>
+              <w:rPr>
+                <w:rFonts w:ascii="Times New Roman" w:hAnsi="Times New Roman" w:hint="eastAsia"/>
+              </w:rPr>
+              <w:t>针对性优化</w:t>
+            </w:r>
+            <w:r>
+              <w:rPr>
+                <w:rFonts w:ascii="Times New Roman" w:hAnsi="Times New Roman" w:hint="eastAsia"/>
+              </w:rPr>
+              <w:t xml:space="preserve"> Q6 </w:t>
+            </w:r>
+            <w:r>
+              <w:rPr>
+                <w:rFonts w:ascii="Times New Roman" w:hAnsi="Times New Roman" w:hint="eastAsia"/>
+              </w:rPr>
+              <w:t>对应的信息安全教学模块：针对地理信息安全法规、安全风险识别与</w:t>
             </w:r>
             <w:r>
               <w:rPr>
@@ -8130,234 +9751,32 @@
               <w:rPr>
                 <w:rFonts w:ascii="Times New Roman" w:hAnsi="Times New Roman" w:hint="eastAsia"/>
               </w:rPr>
-              <w:t>辅助开发工具提升工作效率。</w:t>
-            </w:r>
-          </w:p>
-          <w:p>
-            <w:pPr>
-              <w:rPr>
-                <w:rFonts w:ascii="Times New Roman" w:hAnsi="Times New Roman"/>
-              </w:rPr>
-            </w:pPr>
-            <w:r>
-              <w:rPr>
-                <w:rFonts w:ascii="Times New Roman" w:hAnsi="Times New Roman" w:hint="eastAsia"/>
-              </w:rPr>
-              <w:t>[</w:t>
-            </w:r>
-            <w:r>
-              <w:rPr>
-                <w:rFonts w:ascii="Times New Roman" w:hAnsi="Times New Roman" w:hint="eastAsia"/>
-              </w:rPr>
-              <w:t>单选题</w:t>
-            </w:r>
-            <w:r>
-              <w:rPr>
-                <w:rFonts w:ascii="Times New Roman" w:hAnsi="Times New Roman" w:hint="eastAsia"/>
-              </w:rPr>
-              <w:t>] 3</w:t>
-            </w:r>
-            <w:r>
-              <w:rPr>
-                <w:rFonts w:ascii="Times New Roman" w:hAnsi="Times New Roman" w:hint="eastAsia"/>
-              </w:rPr>
-              <w:t>、我掌握了空间软件编码相关技术，能够调用</w:t>
-            </w:r>
-            <w:r>
-              <w:rPr>
-                <w:rFonts w:ascii="Times New Roman" w:hAnsi="Times New Roman" w:hint="eastAsia"/>
-              </w:rPr>
-              <w:t xml:space="preserve"> GIS </w:t>
-            </w:r>
-            <w:r>
-              <w:rPr>
-                <w:rFonts w:ascii="Times New Roman" w:hAnsi="Times New Roman" w:hint="eastAsia"/>
-              </w:rPr>
-              <w:t>开发接口、</w:t>
-            </w:r>
-            <w:r>
-              <w:rPr>
-                <w:rFonts w:ascii="Times New Roman" w:hAnsi="Times New Roman" w:hint="eastAsia"/>
-              </w:rPr>
-              <w:t xml:space="preserve">WebGIS </w:t>
-            </w:r>
-            <w:r>
-              <w:rPr>
-                <w:rFonts w:ascii="Times New Roman" w:hAnsi="Times New Roman" w:hint="eastAsia"/>
-              </w:rPr>
-              <w:t>框架实现功能开发，同时遵循编码规范，独立完成空间数据相关代码编写与优化。</w:t>
-            </w:r>
-          </w:p>
-          <w:p>
-            <w:pPr>
-              <w:rPr>
-                <w:rFonts w:ascii="Times New Roman" w:hAnsi="Times New Roman"/>
-              </w:rPr>
-            </w:pPr>
-            <w:r>
-              <w:rPr>
-                <w:rFonts w:ascii="Times New Roman" w:hAnsi="Times New Roman" w:hint="eastAsia"/>
-              </w:rPr>
-              <w:t>[</w:t>
-            </w:r>
-            <w:r>
-              <w:rPr>
-                <w:rFonts w:ascii="Times New Roman" w:hAnsi="Times New Roman" w:hint="eastAsia"/>
-              </w:rPr>
-              <w:t>单选题</w:t>
-            </w:r>
-            <w:r>
-              <w:rPr>
-                <w:rFonts w:ascii="Times New Roman" w:hAnsi="Times New Roman" w:hint="eastAsia"/>
-              </w:rPr>
-              <w:t>] 4</w:t>
-            </w:r>
-            <w:r>
-              <w:rPr>
-                <w:rFonts w:ascii="Times New Roman" w:hAnsi="Times New Roman" w:hint="eastAsia"/>
-              </w:rPr>
-              <w:t>、我可以结合空间数据特性设计测试用例，开展空间软件功能、精度、性能测试，也能使用</w:t>
-            </w:r>
-            <w:r>
-              <w:rPr>
-                <w:rFonts w:ascii="Times New Roman" w:hAnsi="Times New Roman" w:hint="eastAsia"/>
-              </w:rPr>
-              <w:t xml:space="preserve"> AI </w:t>
-            </w:r>
-            <w:r>
-              <w:rPr>
-                <w:rFonts w:ascii="Times New Roman" w:hAnsi="Times New Roman" w:hint="eastAsia"/>
-              </w:rPr>
-              <w:t>工具辅助完成测试、异常检测与结果分析工作。</w:t>
-            </w:r>
-          </w:p>
-          <w:p>
-            <w:pPr>
-              <w:rPr>
-                <w:rFonts w:ascii="Times New Roman" w:hAnsi="Times New Roman"/>
-              </w:rPr>
-            </w:pPr>
-            <w:r>
-              <w:rPr>
-                <w:rFonts w:ascii="Times New Roman" w:hAnsi="Times New Roman" w:hint="eastAsia"/>
-              </w:rPr>
-              <w:t>[</w:t>
-            </w:r>
-            <w:r>
-              <w:rPr>
-                <w:rFonts w:ascii="Times New Roman" w:hAnsi="Times New Roman" w:hint="eastAsia"/>
-              </w:rPr>
-              <w:t>单选题</w:t>
-            </w:r>
-            <w:r>
-              <w:rPr>
-                <w:rFonts w:ascii="Times New Roman" w:hAnsi="Times New Roman" w:hint="eastAsia"/>
-              </w:rPr>
-              <w:t>] 5</w:t>
-            </w:r>
-            <w:r>
-              <w:rPr>
-                <w:rFonts w:ascii="Times New Roman" w:hAnsi="Times New Roman" w:hint="eastAsia"/>
-              </w:rPr>
-              <w:t>、我理解空间软件维护、项目管理的基本方法，能够使用</w:t>
-            </w:r>
-            <w:r>
-              <w:rPr>
-                <w:rFonts w:ascii="Times New Roman" w:hAnsi="Times New Roman" w:hint="eastAsia"/>
-              </w:rPr>
-              <w:t xml:space="preserve"> EA UML </w:t>
-            </w:r>
-            <w:r>
-              <w:rPr>
-                <w:rFonts w:ascii="Times New Roman" w:hAnsi="Times New Roman" w:hint="eastAsia"/>
-              </w:rPr>
-              <w:t>完成项目任务分解、进度管控，并借助</w:t>
-            </w:r>
-            <w:r>
-              <w:rPr>
-                <w:rFonts w:ascii="Times New Roman" w:hAnsi="Times New Roman" w:hint="eastAsia"/>
-              </w:rPr>
-              <w:t xml:space="preserve"> AI </w:t>
-            </w:r>
-            <w:r>
-              <w:rPr>
-                <w:rFonts w:ascii="Times New Roman" w:hAnsi="Times New Roman" w:hint="eastAsia"/>
-              </w:rPr>
-              <w:t>工具开展项目风险预警与成本估算。</w:t>
-            </w:r>
-          </w:p>
-          <w:p>
-            <w:pPr>
-              <w:rPr>
-                <w:rFonts w:ascii="Times New Roman" w:hAnsi="Times New Roman"/>
-              </w:rPr>
-            </w:pPr>
-            <w:r>
-              <w:rPr>
-                <w:rFonts w:ascii="Times New Roman" w:hAnsi="Times New Roman" w:hint="eastAsia"/>
-              </w:rPr>
-              <w:t>[</w:t>
-            </w:r>
-            <w:r>
-              <w:rPr>
-                <w:rFonts w:ascii="Times New Roman" w:hAnsi="Times New Roman" w:hint="eastAsia"/>
-              </w:rPr>
-              <w:t>单选题</w:t>
-            </w:r>
-            <w:r>
-              <w:rPr>
-                <w:rFonts w:ascii="Times New Roman" w:hAnsi="Times New Roman" w:hint="eastAsia"/>
-              </w:rPr>
-              <w:t>] 6</w:t>
-            </w:r>
-            <w:r>
-              <w:rPr>
-                <w:rFonts w:ascii="Times New Roman" w:hAnsi="Times New Roman" w:hint="eastAsia"/>
-              </w:rPr>
-              <w:t>、我熟悉国家地理信息安全相关法规与标准，能够识别空间信息系统安全风险，具备空间信息安全防护与</w:t>
-            </w:r>
-            <w:r>
-              <w:rPr>
-                <w:rFonts w:ascii="Times New Roman" w:hAnsi="Times New Roman" w:hint="eastAsia"/>
-              </w:rPr>
-              <w:t xml:space="preserve"> AI </w:t>
-            </w:r>
-            <w:r>
-              <w:rPr>
-                <w:rFonts w:ascii="Times New Roman" w:hAnsi="Times New Roman" w:hint="eastAsia"/>
-              </w:rPr>
-              <w:t>伦理辨析能力。</w:t>
-            </w:r>
-          </w:p>
-          <w:p>
-            <w:pPr>
-              <w:rPr>
-                <w:rFonts w:ascii="Times New Roman" w:hAnsi="Times New Roman"/>
-              </w:rPr>
-            </w:pPr>
-            <w:r>
-              <w:rPr>
-                <w:rFonts w:ascii="Times New Roman" w:hAnsi="Times New Roman" w:hint="eastAsia"/>
-              </w:rPr>
-              <w:t>[</w:t>
-            </w:r>
-            <w:r>
-              <w:rPr>
-                <w:rFonts w:ascii="Times New Roman" w:hAnsi="Times New Roman" w:hint="eastAsia"/>
-              </w:rPr>
-              <w:t>单选题</w:t>
-            </w:r>
-            <w:r>
-              <w:rPr>
-                <w:rFonts w:ascii="Times New Roman" w:hAnsi="Times New Roman" w:hint="eastAsia"/>
-              </w:rPr>
-              <w:t>] 7</w:t>
-            </w:r>
-            <w:r>
-              <w:rPr>
-                <w:rFonts w:ascii="Times New Roman" w:hAnsi="Times New Roman" w:hint="eastAsia"/>
-              </w:rPr>
-              <w:t>、课程内容帮助我搭建起空间信息</w:t>
+              <w:t>伦理辨析相关内容，可增加行业安全事故案例分析、安全防护实操训练，强化学生的安全意识与实操能力，补齐该模块的教学薄弱点。</w:t>
+            </w:r>
+          </w:p>
+          <w:p>
+            <w:pPr>
+              <w:rPr>
+                <w:rFonts w:ascii="Times New Roman" w:hAnsi="Times New Roman"/>
+              </w:rPr>
+            </w:pPr>
+            <w:r>
+              <w:rPr>
+                <w:rFonts w:ascii="Times New Roman" w:hAnsi="Times New Roman" w:hint="eastAsia"/>
+              </w:rPr>
+              <w:t>持续夯实</w:t>
+            </w:r>
+            <w:r>
+              <w:rPr>
+                <w:rFonts w:ascii="Times New Roman" w:hAnsi="Times New Roman" w:hint="eastAsia"/>
+              </w:rPr>
+              <w:t xml:space="preserve"> Q7 </w:t>
+            </w:r>
+            <w:r>
+              <w:rPr>
+                <w:rFonts w:ascii="Times New Roman" w:hAnsi="Times New Roman" w:hint="eastAsia"/>
+              </w:rPr>
+              <w:t>对应的融合知识体系教学：针对空间信息</w:t>
             </w:r>
             <w:r>
               <w:rPr>
@@ -8369,195 +9788,33 @@
               <w:rPr>
                 <w:rFonts w:ascii="Times New Roman" w:hAnsi="Times New Roman" w:hint="eastAsia"/>
               </w:rPr>
-              <w:t>软件工程融合知识体系，可综合运用专业知识解决</w:t>
-            </w:r>
-            <w:r>
-              <w:rPr>
-                <w:rFonts w:ascii="Times New Roman" w:hAnsi="Times New Roman" w:hint="eastAsia"/>
-              </w:rPr>
-              <w:t xml:space="preserve"> GIS </w:t>
-            </w:r>
-            <w:r>
-              <w:rPr>
-                <w:rFonts w:ascii="Times New Roman" w:hAnsi="Times New Roman" w:hint="eastAsia"/>
-              </w:rPr>
-              <w:t>开发、时空数据服务等场景下的复杂工程问题。</w:t>
-            </w:r>
-          </w:p>
-          <w:p>
-            <w:pPr>
-              <w:rPr>
-                <w:rFonts w:ascii="Times New Roman" w:hAnsi="Times New Roman"/>
-              </w:rPr>
-            </w:pPr>
-            <w:r>
-              <w:rPr>
-                <w:rFonts w:ascii="Times New Roman" w:hAnsi="Times New Roman" w:hint="eastAsia"/>
-              </w:rPr>
-              <w:t>[</w:t>
-            </w:r>
-            <w:r>
-              <w:rPr>
-                <w:rFonts w:ascii="Times New Roman" w:hAnsi="Times New Roman" w:hint="eastAsia"/>
-              </w:rPr>
-              <w:t>单选题</w:t>
-            </w:r>
-            <w:r>
-              <w:rPr>
-                <w:rFonts w:ascii="Times New Roman" w:hAnsi="Times New Roman" w:hint="eastAsia"/>
-              </w:rPr>
-              <w:t>] 8</w:t>
-            </w:r>
-            <w:r>
-              <w:rPr>
-                <w:rFonts w:ascii="Times New Roman" w:hAnsi="Times New Roman" w:hint="eastAsia"/>
-              </w:rPr>
-              <w:t>、我能够以团队形式完成空间信息系统项目开发，在需求分析、设计、编码、测试全流程中具备协作能力与工程职业道德素养。</w:t>
-            </w:r>
-          </w:p>
-          <w:p>
-            <w:pPr>
-              <w:rPr>
-                <w:rFonts w:ascii="Times New Roman" w:hAnsi="Times New Roman"/>
-              </w:rPr>
-            </w:pPr>
-            <w:r>
-              <w:rPr>
-                <w:rFonts w:ascii="Times New Roman" w:hAnsi="Times New Roman" w:hint="eastAsia"/>
-              </w:rPr>
-              <w:t>[</w:t>
-            </w:r>
-            <w:r>
-              <w:rPr>
-                <w:rFonts w:ascii="Times New Roman" w:hAnsi="Times New Roman" w:hint="eastAsia"/>
-              </w:rPr>
-              <w:t>单选题</w:t>
-            </w:r>
-            <w:r>
-              <w:rPr>
-                <w:rFonts w:ascii="Times New Roman" w:hAnsi="Times New Roman" w:hint="eastAsia"/>
-              </w:rPr>
-              <w:t>] 9</w:t>
-            </w:r>
-            <w:r>
-              <w:rPr>
-                <w:rFonts w:ascii="Times New Roman" w:hAnsi="Times New Roman" w:hint="eastAsia"/>
-              </w:rPr>
-              <w:t>、学习本课程后，我能结合行业应用场景，分析空间软件项目实施过程中的工程管理与经济决策相关问题。</w:t>
-            </w:r>
-          </w:p>
-          <w:p>
-            <w:pPr>
-              <w:rPr>
-                <w:rFonts w:ascii="Times New Roman" w:hAnsi="Times New Roman"/>
-              </w:rPr>
-            </w:pPr>
-            <w:r>
-              <w:rPr>
-                <w:rFonts w:ascii="Times New Roman" w:hAnsi="Times New Roman" w:hint="eastAsia"/>
-              </w:rPr>
-              <w:t>[</w:t>
-            </w:r>
-            <w:r>
-              <w:rPr>
-                <w:rFonts w:ascii="Times New Roman" w:hAnsi="Times New Roman" w:hint="eastAsia"/>
-              </w:rPr>
-              <w:t>单选题</w:t>
-            </w:r>
-            <w:r>
-              <w:rPr>
-                <w:rFonts w:ascii="Times New Roman" w:hAnsi="Times New Roman" w:hint="eastAsia"/>
-              </w:rPr>
-              <w:t>] 10</w:t>
-            </w:r>
-            <w:r>
-              <w:rPr>
-                <w:rFonts w:ascii="Times New Roman" w:hAnsi="Times New Roman" w:hint="eastAsia"/>
-              </w:rPr>
-              <w:t>、我能够参考开源</w:t>
-            </w:r>
-            <w:r>
-              <w:rPr>
-                <w:rFonts w:ascii="Times New Roman" w:hAnsi="Times New Roman" w:hint="eastAsia"/>
-              </w:rPr>
-              <w:t xml:space="preserve"> GIS </w:t>
-            </w:r>
-            <w:r>
-              <w:rPr>
-                <w:rFonts w:ascii="Times New Roman" w:hAnsi="Times New Roman" w:hint="eastAsia"/>
-              </w:rPr>
-              <w:t>方案、行业案例等资料，结合课程所学完成空间信息系统方案设计，并形成合理可行的开发结论。</w:t>
-            </w:r>
-          </w:p>
-          <w:p>
-            <w:pPr>
-              <w:rPr>
-                <w:rFonts w:ascii="Times New Roman" w:hAnsi="Times New Roman" w:hint="eastAsia"/>
-              </w:rPr>
-            </w:pPr>
-          </w:p>
-          <w:p>
-            <w:pPr>
-              <w:rPr>
-                <w:rFonts w:ascii="Times New Roman" w:hAnsi="Times New Roman"/>
-              </w:rPr>
-            </w:pPr>
-            <w:r>
-              <w:rPr>
-                <w:rFonts w:ascii="Times New Roman" w:hAnsi="Times New Roman" w:hint="eastAsia"/>
-              </w:rPr>
-              <w:t xml:space="preserve">2. </w:t>
-            </w:r>
-            <w:r>
-              <w:rPr>
-                <w:rFonts w:ascii="Times New Roman" w:hAnsi="Times New Roman" w:hint="eastAsia"/>
-              </w:rPr>
-              <w:t>调查问卷结果统计</w:t>
-            </w:r>
-          </w:p>
-          <w:p>
-            <w:pPr>
-              <w:rPr>
-                <w:rFonts w:ascii="Times New Roman" w:hAnsi="Times New Roman"/>
-              </w:rPr>
-            </w:pPr>
-            <w:r>
-              <w:rPr>
-                <w:rFonts w:ascii="Times New Roman" w:hAnsi="Times New Roman" w:hint="eastAsia"/>
-              </w:rPr>
-              <w:t>本次问卷共回收有效问卷</w:t>
-            </w:r>
-            <w:r>
-              <w:rPr>
-                <w:rFonts w:ascii="Times New Roman" w:hAnsi="Times New Roman" w:hint="eastAsia"/>
-              </w:rPr>
-              <w:t xml:space="preserve"> 35 </w:t>
-            </w:r>
-            <w:r>
-              <w:rPr>
-                <w:rFonts w:ascii="Times New Roman" w:hAnsi="Times New Roman" w:hint="eastAsia"/>
-              </w:rPr>
-              <w:t>份，所有题目满分均为</w:t>
-            </w:r>
-            <w:r>
-              <w:rPr>
-                <w:rFonts w:ascii="Times New Roman" w:hAnsi="Times New Roman" w:hint="eastAsia"/>
-              </w:rPr>
-              <w:t xml:space="preserve"> 5 </w:t>
-            </w:r>
-            <w:r>
-              <w:rPr>
-                <w:rFonts w:ascii="Times New Roman" w:hAnsi="Times New Roman" w:hint="eastAsia"/>
-              </w:rPr>
-              <w:t>分，各题目得分情况按从高到低排序如下：</w:t>
-            </w:r>
-          </w:p>
-          <w:p>
-            <w:pPr>
-              <w:rPr>
-                <w:rFonts w:ascii="Times New Roman" w:hAnsi="Times New Roman"/>
-              </w:rPr>
-            </w:pPr>
+              <w:t>软件工程融合知识体系搭建、复杂工程问题解决相关内容，可增加跨模块的综合项目训练，引导学生将分散的知识点串联融合，提升学生解决复杂工程问题的综合能力。</w:t>
+            </w:r>
+          </w:p>
+          <w:p>
+            <w:pPr>
+              <w:rPr>
+                <w:rFonts w:ascii="Times New Roman" w:hAnsi="Times New Roman"/>
+              </w:rPr>
+            </w:pPr>
+            <w:r>
+              <w:rPr>
+                <w:rFonts w:ascii="Times New Roman" w:hAnsi="Times New Roman" w:hint="eastAsia"/>
+              </w:rPr>
+              <w:t>巩固并推广优势教学环节：针对</w:t>
+            </w:r>
+            <w:r>
+              <w:rPr>
+                <w:rFonts w:ascii="Times New Roman" w:hAnsi="Times New Roman" w:hint="eastAsia"/>
+              </w:rPr>
+              <w:t xml:space="preserve"> Q4</w:t>
+            </w:r>
+            <w:r>
+              <w:rPr>
+                <w:rFonts w:ascii="Times New Roman" w:hAnsi="Times New Roman" w:hint="eastAsia"/>
+              </w:rPr>
+              <w:t>、</w:t>
+            </w:r>
             <w:r>
               <w:rPr>
                 <w:rFonts w:ascii="Times New Roman" w:hAnsi="Times New Roman" w:hint="eastAsia"/>
@@ -8574,1090 +9831,12 @@
               <w:rPr>
                 <w:rFonts w:ascii="Times New Roman" w:hAnsi="Times New Roman" w:hint="eastAsia"/>
               </w:rPr>
-              <w:t>Q4</w:t>
-            </w:r>
-            <w:r>
-              <w:rPr>
-                <w:rFonts w:ascii="Times New Roman" w:hAnsi="Times New Roman" w:hint="eastAsia"/>
-              </w:rPr>
-              <w:t>、</w:t>
-            </w:r>
-            <w:r>
-              <w:rPr>
-                <w:rFonts w:ascii="Times New Roman" w:hAnsi="Times New Roman" w:hint="eastAsia"/>
-              </w:rPr>
               <w:t xml:space="preserve">Q10 </w:t>
             </w:r>
             <w:r>
               <w:rPr>
                 <w:rFonts w:ascii="Times New Roman" w:hAnsi="Times New Roman" w:hint="eastAsia"/>
               </w:rPr>
-              <w:t>并列得分最高（</w:t>
-            </w:r>
-            <w:r>
-              <w:rPr>
-                <w:rFonts w:ascii="Times New Roman" w:hAnsi="Times New Roman" w:hint="eastAsia"/>
-              </w:rPr>
-              <w:t xml:space="preserve">4.06 </w:t>
-            </w:r>
-            <w:r>
-              <w:rPr>
-                <w:rFonts w:ascii="Times New Roman" w:hAnsi="Times New Roman" w:hint="eastAsia"/>
-              </w:rPr>
-              <w:t>分）</w:t>
-            </w:r>
-          </w:p>
-          <w:p>
-            <w:pPr>
-              <w:rPr>
-                <w:rFonts w:ascii="Times New Roman" w:hAnsi="Times New Roman"/>
-              </w:rPr>
-            </w:pPr>
-            <w:r>
-              <w:rPr>
-                <w:rFonts w:ascii="Times New Roman" w:hAnsi="Times New Roman" w:hint="eastAsia"/>
-              </w:rPr>
-              <w:t>Q8</w:t>
-            </w:r>
-            <w:r>
-              <w:rPr>
-                <w:rFonts w:ascii="Times New Roman" w:hAnsi="Times New Roman" w:hint="eastAsia"/>
-              </w:rPr>
-              <w:t>：学生普遍认可课程学习帮助自己在空间信息系统项目开发全流程中具备了团队协作能力与工程职业道德素养，</w:t>
-            </w:r>
-            <w:r>
-              <w:rPr>
-                <w:rFonts w:ascii="Times New Roman" w:hAnsi="Times New Roman" w:hint="eastAsia"/>
-              </w:rPr>
-              <w:t xml:space="preserve">82.86% </w:t>
-            </w:r>
-            <w:r>
-              <w:rPr>
-                <w:rFonts w:ascii="Times New Roman" w:hAnsi="Times New Roman" w:hint="eastAsia"/>
-              </w:rPr>
-              <w:t>的学生给出了</w:t>
-            </w:r>
-            <w:r>
-              <w:rPr>
-                <w:rFonts w:ascii="Times New Roman" w:hAnsi="Times New Roman" w:hint="eastAsia"/>
-              </w:rPr>
-              <w:t xml:space="preserve"> 4 </w:t>
-            </w:r>
-            <w:r>
-              <w:rPr>
-                <w:rFonts w:ascii="Times New Roman" w:hAnsi="Times New Roman" w:hint="eastAsia"/>
-              </w:rPr>
-              <w:t>分（比较符合）及以上的好评，无</w:t>
-            </w:r>
-            <w:r>
-              <w:rPr>
-                <w:rFonts w:ascii="Times New Roman" w:hAnsi="Times New Roman" w:hint="eastAsia"/>
-              </w:rPr>
-              <w:t xml:space="preserve"> 2 </w:t>
-            </w:r>
-            <w:r>
-              <w:rPr>
-                <w:rFonts w:ascii="Times New Roman" w:hAnsi="Times New Roman" w:hint="eastAsia"/>
-              </w:rPr>
-              <w:t>分（不太符合）及以下评价。</w:t>
-            </w:r>
-          </w:p>
-          <w:p>
-            <w:pPr>
-              <w:rPr>
-                <w:rFonts w:ascii="Times New Roman" w:hAnsi="Times New Roman"/>
-              </w:rPr>
-            </w:pPr>
-            <w:r>
-              <w:rPr>
-                <w:rFonts w:ascii="Times New Roman" w:hAnsi="Times New Roman" w:hint="eastAsia"/>
-              </w:rPr>
-              <w:t>Q4</w:t>
-            </w:r>
-            <w:r>
-              <w:rPr>
-                <w:rFonts w:ascii="Times New Roman" w:hAnsi="Times New Roman" w:hint="eastAsia"/>
-              </w:rPr>
-              <w:t>：学生普遍认为自己能够结合空间数据特性设计测试用例，完成空间软件全维度测试，且能熟练使用</w:t>
-            </w:r>
-            <w:r>
-              <w:rPr>
-                <w:rFonts w:ascii="Times New Roman" w:hAnsi="Times New Roman" w:hint="eastAsia"/>
-              </w:rPr>
-              <w:t xml:space="preserve"> AI </w:t>
-            </w:r>
-            <w:r>
-              <w:rPr>
-                <w:rFonts w:ascii="Times New Roman" w:hAnsi="Times New Roman" w:hint="eastAsia"/>
-              </w:rPr>
-              <w:t>工具辅助测试与结果分析，</w:t>
-            </w:r>
-            <w:r>
-              <w:rPr>
-                <w:rFonts w:ascii="Times New Roman" w:hAnsi="Times New Roman" w:hint="eastAsia"/>
-              </w:rPr>
-              <w:t xml:space="preserve">77.14% </w:t>
-            </w:r>
-            <w:r>
-              <w:rPr>
-                <w:rFonts w:ascii="Times New Roman" w:hAnsi="Times New Roman" w:hint="eastAsia"/>
-              </w:rPr>
-              <w:t>的学生给出了</w:t>
-            </w:r>
-            <w:r>
-              <w:rPr>
-                <w:rFonts w:ascii="Times New Roman" w:hAnsi="Times New Roman" w:hint="eastAsia"/>
-              </w:rPr>
-              <w:t xml:space="preserve"> 4 </w:t>
-            </w:r>
-            <w:r>
-              <w:rPr>
-                <w:rFonts w:ascii="Times New Roman" w:hAnsi="Times New Roman" w:hint="eastAsia"/>
-              </w:rPr>
-              <w:t>分及以上好评，无</w:t>
-            </w:r>
-            <w:r>
-              <w:rPr>
-                <w:rFonts w:ascii="Times New Roman" w:hAnsi="Times New Roman" w:hint="eastAsia"/>
-              </w:rPr>
-              <w:t xml:space="preserve"> 2 </w:t>
-            </w:r>
-            <w:r>
-              <w:rPr>
-                <w:rFonts w:ascii="Times New Roman" w:hAnsi="Times New Roman" w:hint="eastAsia"/>
-              </w:rPr>
-              <w:t>分及以下评价。</w:t>
-            </w:r>
-          </w:p>
-          <w:p>
-            <w:pPr>
-              <w:rPr>
-                <w:rFonts w:ascii="Times New Roman" w:hAnsi="Times New Roman"/>
-              </w:rPr>
-            </w:pPr>
-            <w:r>
-              <w:rPr>
-                <w:rFonts w:ascii="Times New Roman" w:hAnsi="Times New Roman" w:hint="eastAsia"/>
-              </w:rPr>
-              <w:t>Q10</w:t>
-            </w:r>
-            <w:r>
-              <w:rPr>
-                <w:rFonts w:ascii="Times New Roman" w:hAnsi="Times New Roman" w:hint="eastAsia"/>
-              </w:rPr>
-              <w:t>：学生普遍认可课程帮助自己具备了参考开源方案、行业案例完成空间信息系统方案设计，并形成合理开发结论的能力，</w:t>
-            </w:r>
-            <w:r>
-              <w:rPr>
-                <w:rFonts w:ascii="Times New Roman" w:hAnsi="Times New Roman" w:hint="eastAsia"/>
-              </w:rPr>
-              <w:t xml:space="preserve">85.71% </w:t>
-            </w:r>
-            <w:r>
-              <w:rPr>
-                <w:rFonts w:ascii="Times New Roman" w:hAnsi="Times New Roman" w:hint="eastAsia"/>
-              </w:rPr>
-              <w:t>的学生给出了</w:t>
-            </w:r>
-            <w:r>
-              <w:rPr>
-                <w:rFonts w:ascii="Times New Roman" w:hAnsi="Times New Roman" w:hint="eastAsia"/>
-              </w:rPr>
-              <w:t xml:space="preserve"> 4 </w:t>
-            </w:r>
-            <w:r>
-              <w:rPr>
-                <w:rFonts w:ascii="Times New Roman" w:hAnsi="Times New Roman" w:hint="eastAsia"/>
-              </w:rPr>
-              <w:t>分及以上好评，无</w:t>
-            </w:r>
-            <w:r>
-              <w:rPr>
-                <w:rFonts w:ascii="Times New Roman" w:hAnsi="Times New Roman" w:hint="eastAsia"/>
-              </w:rPr>
-              <w:t xml:space="preserve"> 2 </w:t>
-            </w:r>
-            <w:r>
-              <w:rPr>
-                <w:rFonts w:ascii="Times New Roman" w:hAnsi="Times New Roman" w:hint="eastAsia"/>
-              </w:rPr>
-              <w:t>分及以下评价。</w:t>
-            </w:r>
-          </w:p>
-          <w:p>
-            <w:pPr>
-              <w:rPr>
-                <w:rFonts w:ascii="Times New Roman" w:hAnsi="Times New Roman"/>
-              </w:rPr>
-            </w:pPr>
-            <w:r>
-              <w:rPr>
-                <w:rFonts w:ascii="Times New Roman" w:hAnsi="Times New Roman" w:hint="eastAsia"/>
-              </w:rPr>
-              <w:t xml:space="preserve">Q9 </w:t>
-            </w:r>
-            <w:r>
-              <w:rPr>
-                <w:rFonts w:ascii="Times New Roman" w:hAnsi="Times New Roman" w:hint="eastAsia"/>
-              </w:rPr>
-              <w:t>得分</w:t>
-            </w:r>
-            <w:r>
-              <w:rPr>
-                <w:rFonts w:ascii="Times New Roman" w:hAnsi="Times New Roman" w:hint="eastAsia"/>
-              </w:rPr>
-              <w:t xml:space="preserve"> 4.03 </w:t>
-            </w:r>
-            <w:r>
-              <w:rPr>
-                <w:rFonts w:ascii="Times New Roman" w:hAnsi="Times New Roman" w:hint="eastAsia"/>
-              </w:rPr>
-              <w:t>分：学生对课程帮助自己结合行业场景分析空间软件项目工程管理与经济决策问题的评价较高，</w:t>
-            </w:r>
-            <w:r>
-              <w:rPr>
-                <w:rFonts w:ascii="Times New Roman" w:hAnsi="Times New Roman" w:hint="eastAsia"/>
-              </w:rPr>
-              <w:t xml:space="preserve">80% </w:t>
-            </w:r>
-            <w:r>
-              <w:rPr>
-                <w:rFonts w:ascii="Times New Roman" w:hAnsi="Times New Roman" w:hint="eastAsia"/>
-              </w:rPr>
-              <w:t>的学生给出了</w:t>
-            </w:r>
-            <w:r>
-              <w:rPr>
-                <w:rFonts w:ascii="Times New Roman" w:hAnsi="Times New Roman" w:hint="eastAsia"/>
-              </w:rPr>
-              <w:t xml:space="preserve"> 4 </w:t>
-            </w:r>
-            <w:r>
-              <w:rPr>
-                <w:rFonts w:ascii="Times New Roman" w:hAnsi="Times New Roman" w:hint="eastAsia"/>
-              </w:rPr>
-              <w:t>分及以上好评，无</w:t>
-            </w:r>
-            <w:r>
-              <w:rPr>
-                <w:rFonts w:ascii="Times New Roman" w:hAnsi="Times New Roman" w:hint="eastAsia"/>
-              </w:rPr>
-              <w:t xml:space="preserve"> 2 </w:t>
-            </w:r>
-            <w:r>
-              <w:rPr>
-                <w:rFonts w:ascii="Times New Roman" w:hAnsi="Times New Roman" w:hint="eastAsia"/>
-              </w:rPr>
-              <w:t>分及以下评价。</w:t>
-            </w:r>
-          </w:p>
-          <w:p>
-            <w:pPr>
-              <w:rPr>
-                <w:rFonts w:ascii="Times New Roman" w:hAnsi="Times New Roman"/>
-              </w:rPr>
-            </w:pPr>
-            <w:r>
-              <w:rPr>
-                <w:rFonts w:ascii="Times New Roman" w:hAnsi="Times New Roman" w:hint="eastAsia"/>
-              </w:rPr>
-              <w:t xml:space="preserve">Q2 </w:t>
-            </w:r>
-            <w:r>
-              <w:rPr>
-                <w:rFonts w:ascii="Times New Roman" w:hAnsi="Times New Roman" w:hint="eastAsia"/>
-              </w:rPr>
-              <w:t>得分</w:t>
-            </w:r>
-            <w:r>
-              <w:rPr>
-                <w:rFonts w:ascii="Times New Roman" w:hAnsi="Times New Roman" w:hint="eastAsia"/>
-              </w:rPr>
-              <w:t xml:space="preserve"> 4.00 </w:t>
-            </w:r>
-            <w:r>
-              <w:rPr>
-                <w:rFonts w:ascii="Times New Roman" w:hAnsi="Times New Roman" w:hint="eastAsia"/>
-              </w:rPr>
-              <w:t>分：学生对课程帮助自己掌握空间信息系统全流程设计方法、相关工具使用及</w:t>
-            </w:r>
-            <w:r>
-              <w:rPr>
-                <w:rFonts w:ascii="Times New Roman" w:hAnsi="Times New Roman" w:hint="eastAsia"/>
-              </w:rPr>
-              <w:t xml:space="preserve"> AI </w:t>
-            </w:r>
-            <w:r>
-              <w:rPr>
-                <w:rFonts w:ascii="Times New Roman" w:hAnsi="Times New Roman" w:hint="eastAsia"/>
-              </w:rPr>
-              <w:t>辅助开发能力的评价处于中等偏上水平，</w:t>
-            </w:r>
-            <w:r>
-              <w:rPr>
-                <w:rFonts w:ascii="Times New Roman" w:hAnsi="Times New Roman" w:hint="eastAsia"/>
-              </w:rPr>
-              <w:t xml:space="preserve">82.86% </w:t>
-            </w:r>
-            <w:r>
-              <w:rPr>
-                <w:rFonts w:ascii="Times New Roman" w:hAnsi="Times New Roman" w:hint="eastAsia"/>
-              </w:rPr>
-              <w:t>的学生给出了</w:t>
-            </w:r>
-            <w:r>
-              <w:rPr>
-                <w:rFonts w:ascii="Times New Roman" w:hAnsi="Times New Roman" w:hint="eastAsia"/>
-              </w:rPr>
-              <w:t xml:space="preserve"> 4 </w:t>
-            </w:r>
-            <w:r>
-              <w:rPr>
-                <w:rFonts w:ascii="Times New Roman" w:hAnsi="Times New Roman" w:hint="eastAsia"/>
-              </w:rPr>
-              <w:t>分及以上好评，无</w:t>
-            </w:r>
-            <w:r>
-              <w:rPr>
-                <w:rFonts w:ascii="Times New Roman" w:hAnsi="Times New Roman" w:hint="eastAsia"/>
-              </w:rPr>
-              <w:t xml:space="preserve"> 2 </w:t>
-            </w:r>
-            <w:r>
-              <w:rPr>
-                <w:rFonts w:ascii="Times New Roman" w:hAnsi="Times New Roman" w:hint="eastAsia"/>
-              </w:rPr>
-              <w:t>分及以下评价。</w:t>
-            </w:r>
-          </w:p>
-          <w:p>
-            <w:pPr>
-              <w:rPr>
-                <w:rFonts w:ascii="Times New Roman" w:hAnsi="Times New Roman"/>
-              </w:rPr>
-            </w:pPr>
-            <w:r>
-              <w:rPr>
-                <w:rFonts w:ascii="Times New Roman" w:hAnsi="Times New Roman" w:hint="eastAsia"/>
-              </w:rPr>
-              <w:t>Q3</w:t>
-            </w:r>
-            <w:r>
-              <w:rPr>
-                <w:rFonts w:ascii="Times New Roman" w:hAnsi="Times New Roman" w:hint="eastAsia"/>
-              </w:rPr>
-              <w:t>、</w:t>
-            </w:r>
-            <w:r>
-              <w:rPr>
-                <w:rFonts w:ascii="Times New Roman" w:hAnsi="Times New Roman" w:hint="eastAsia"/>
-              </w:rPr>
-              <w:t xml:space="preserve">Q5 </w:t>
-            </w:r>
-            <w:r>
-              <w:rPr>
-                <w:rFonts w:ascii="Times New Roman" w:hAnsi="Times New Roman" w:hint="eastAsia"/>
-              </w:rPr>
-              <w:t>并列得分</w:t>
-            </w:r>
-            <w:r>
-              <w:rPr>
-                <w:rFonts w:ascii="Times New Roman" w:hAnsi="Times New Roman" w:hint="eastAsia"/>
-              </w:rPr>
-              <w:t xml:space="preserve"> 3.97 </w:t>
-            </w:r>
-            <w:r>
-              <w:rPr>
-                <w:rFonts w:ascii="Times New Roman" w:hAnsi="Times New Roman" w:hint="eastAsia"/>
-              </w:rPr>
-              <w:t>分</w:t>
-            </w:r>
-          </w:p>
-          <w:p>
-            <w:pPr>
-              <w:rPr>
-                <w:rFonts w:ascii="Times New Roman" w:hAnsi="Times New Roman"/>
-              </w:rPr>
-            </w:pPr>
-            <w:r>
-              <w:rPr>
-                <w:rFonts w:ascii="Times New Roman" w:hAnsi="Times New Roman" w:hint="eastAsia"/>
-              </w:rPr>
-              <w:t>Q3</w:t>
-            </w:r>
-            <w:r>
-              <w:rPr>
-                <w:rFonts w:ascii="Times New Roman" w:hAnsi="Times New Roman" w:hint="eastAsia"/>
-              </w:rPr>
-              <w:t>：学生对自己掌握空间软件编码技术、</w:t>
-            </w:r>
-            <w:r>
-              <w:rPr>
-                <w:rFonts w:ascii="Times New Roman" w:hAnsi="Times New Roman" w:hint="eastAsia"/>
-              </w:rPr>
-              <w:t xml:space="preserve">GIS </w:t>
-            </w:r>
-            <w:r>
-              <w:rPr>
-                <w:rFonts w:ascii="Times New Roman" w:hAnsi="Times New Roman" w:hint="eastAsia"/>
-              </w:rPr>
-              <w:t>接口调用与代码优化能力的评价处于中等水平，</w:t>
-            </w:r>
-            <w:r>
-              <w:rPr>
-                <w:rFonts w:ascii="Times New Roman" w:hAnsi="Times New Roman" w:hint="eastAsia"/>
-              </w:rPr>
-              <w:t xml:space="preserve">80% </w:t>
-            </w:r>
-            <w:r>
-              <w:rPr>
-                <w:rFonts w:ascii="Times New Roman" w:hAnsi="Times New Roman" w:hint="eastAsia"/>
-              </w:rPr>
-              <w:t>的学生给出了</w:t>
-            </w:r>
-            <w:r>
-              <w:rPr>
-                <w:rFonts w:ascii="Times New Roman" w:hAnsi="Times New Roman" w:hint="eastAsia"/>
-              </w:rPr>
-              <w:t xml:space="preserve"> 4 </w:t>
-            </w:r>
-            <w:r>
-              <w:rPr>
-                <w:rFonts w:ascii="Times New Roman" w:hAnsi="Times New Roman" w:hint="eastAsia"/>
-              </w:rPr>
-              <w:t>分及以上好评，无</w:t>
-            </w:r>
-            <w:r>
-              <w:rPr>
-                <w:rFonts w:ascii="Times New Roman" w:hAnsi="Times New Roman" w:hint="eastAsia"/>
-              </w:rPr>
-              <w:t xml:space="preserve"> 2 </w:t>
-            </w:r>
-            <w:r>
-              <w:rPr>
-                <w:rFonts w:ascii="Times New Roman" w:hAnsi="Times New Roman" w:hint="eastAsia"/>
-              </w:rPr>
-              <w:t>分及以下评价。</w:t>
-            </w:r>
-          </w:p>
-          <w:p>
-            <w:pPr>
-              <w:rPr>
-                <w:rFonts w:ascii="Times New Roman" w:hAnsi="Times New Roman"/>
-              </w:rPr>
-            </w:pPr>
-            <w:r>
-              <w:rPr>
-                <w:rFonts w:ascii="Times New Roman" w:hAnsi="Times New Roman" w:hint="eastAsia"/>
-              </w:rPr>
-              <w:t>Q5</w:t>
-            </w:r>
-            <w:r>
-              <w:rPr>
-                <w:rFonts w:ascii="Times New Roman" w:hAnsi="Times New Roman" w:hint="eastAsia"/>
-              </w:rPr>
-              <w:t>：学生对自己掌握软件维护与项目管理方法、</w:t>
-            </w:r>
-            <w:r>
-              <w:rPr>
-                <w:rFonts w:ascii="Times New Roman" w:hAnsi="Times New Roman" w:hint="eastAsia"/>
-              </w:rPr>
-              <w:t xml:space="preserve">AI </w:t>
-            </w:r>
-            <w:r>
-              <w:rPr>
-                <w:rFonts w:ascii="Times New Roman" w:hAnsi="Times New Roman" w:hint="eastAsia"/>
-              </w:rPr>
-              <w:t>工具辅助项目管控能力的评价处于中等水平，</w:t>
-            </w:r>
-            <w:r>
-              <w:rPr>
-                <w:rFonts w:ascii="Times New Roman" w:hAnsi="Times New Roman" w:hint="eastAsia"/>
-              </w:rPr>
-              <w:t xml:space="preserve">77.14% </w:t>
-            </w:r>
-            <w:r>
-              <w:rPr>
-                <w:rFonts w:ascii="Times New Roman" w:hAnsi="Times New Roman" w:hint="eastAsia"/>
-              </w:rPr>
-              <w:t>的学生给出了</w:t>
-            </w:r>
-            <w:r>
-              <w:rPr>
-                <w:rFonts w:ascii="Times New Roman" w:hAnsi="Times New Roman" w:hint="eastAsia"/>
-              </w:rPr>
-              <w:t xml:space="preserve"> 4 </w:t>
-            </w:r>
-            <w:r>
-              <w:rPr>
-                <w:rFonts w:ascii="Times New Roman" w:hAnsi="Times New Roman" w:hint="eastAsia"/>
-              </w:rPr>
-              <w:t>分及以上好评，无</w:t>
-            </w:r>
-            <w:r>
-              <w:rPr>
-                <w:rFonts w:ascii="Times New Roman" w:hAnsi="Times New Roman" w:hint="eastAsia"/>
-              </w:rPr>
-              <w:t xml:space="preserve"> 2 </w:t>
-            </w:r>
-            <w:r>
-              <w:rPr>
-                <w:rFonts w:ascii="Times New Roman" w:hAnsi="Times New Roman" w:hint="eastAsia"/>
-              </w:rPr>
-              <w:t>分及以下评价。</w:t>
-            </w:r>
-          </w:p>
-          <w:p>
-            <w:pPr>
-              <w:rPr>
-                <w:rFonts w:ascii="Times New Roman" w:hAnsi="Times New Roman"/>
-              </w:rPr>
-            </w:pPr>
-            <w:r>
-              <w:rPr>
-                <w:rFonts w:ascii="Times New Roman" w:hAnsi="Times New Roman" w:hint="eastAsia"/>
-              </w:rPr>
-              <w:t>Q6</w:t>
-            </w:r>
-            <w:r>
-              <w:rPr>
-                <w:rFonts w:ascii="Times New Roman" w:hAnsi="Times New Roman" w:hint="eastAsia"/>
-              </w:rPr>
-              <w:t>、</w:t>
-            </w:r>
-            <w:r>
-              <w:rPr>
-                <w:rFonts w:ascii="Times New Roman" w:hAnsi="Times New Roman" w:hint="eastAsia"/>
-              </w:rPr>
-              <w:t xml:space="preserve">Q7 </w:t>
-            </w:r>
-            <w:r>
-              <w:rPr>
-                <w:rFonts w:ascii="Times New Roman" w:hAnsi="Times New Roman" w:hint="eastAsia"/>
-              </w:rPr>
-              <w:t>并列得分</w:t>
-            </w:r>
-            <w:r>
-              <w:rPr>
-                <w:rFonts w:ascii="Times New Roman" w:hAnsi="Times New Roman" w:hint="eastAsia"/>
-              </w:rPr>
-              <w:t xml:space="preserve"> 3.94 </w:t>
-            </w:r>
-            <w:r>
-              <w:rPr>
-                <w:rFonts w:ascii="Times New Roman" w:hAnsi="Times New Roman" w:hint="eastAsia"/>
-              </w:rPr>
-              <w:t>分</w:t>
-            </w:r>
-          </w:p>
-          <w:p>
-            <w:pPr>
-              <w:rPr>
-                <w:rFonts w:ascii="Times New Roman" w:hAnsi="Times New Roman"/>
-              </w:rPr>
-            </w:pPr>
-            <w:r>
-              <w:rPr>
-                <w:rFonts w:ascii="Times New Roman" w:hAnsi="Times New Roman" w:hint="eastAsia"/>
-              </w:rPr>
-              <w:lastRenderedPageBreak/>
-              <w:t>Q6</w:t>
-            </w:r>
-            <w:r>
-              <w:rPr>
-                <w:rFonts w:ascii="Times New Roman" w:hAnsi="Times New Roman" w:hint="eastAsia"/>
-              </w:rPr>
-              <w:t>：学生对自己掌握地理信息安全法规、风险识别与安全防护能力的评价相对偏弱，</w:t>
-            </w:r>
-            <w:r>
-              <w:rPr>
-                <w:rFonts w:ascii="Times New Roman" w:hAnsi="Times New Roman" w:hint="eastAsia"/>
-              </w:rPr>
-              <w:t xml:space="preserve">80% </w:t>
-            </w:r>
-            <w:r>
-              <w:rPr>
-                <w:rFonts w:ascii="Times New Roman" w:hAnsi="Times New Roman" w:hint="eastAsia"/>
-              </w:rPr>
-              <w:t>的学生给出了</w:t>
-            </w:r>
-            <w:r>
-              <w:rPr>
-                <w:rFonts w:ascii="Times New Roman" w:hAnsi="Times New Roman" w:hint="eastAsia"/>
-              </w:rPr>
-              <w:t xml:space="preserve"> 4 </w:t>
-            </w:r>
-            <w:r>
-              <w:rPr>
-                <w:rFonts w:ascii="Times New Roman" w:hAnsi="Times New Roman" w:hint="eastAsia"/>
-              </w:rPr>
-              <w:t>分及以上好评，同时出现了</w:t>
-            </w:r>
-            <w:r>
-              <w:rPr>
-                <w:rFonts w:ascii="Times New Roman" w:hAnsi="Times New Roman" w:hint="eastAsia"/>
-              </w:rPr>
-              <w:t xml:space="preserve"> 2.86% </w:t>
-            </w:r>
-            <w:r>
-              <w:rPr>
-                <w:rFonts w:ascii="Times New Roman" w:hAnsi="Times New Roman" w:hint="eastAsia"/>
-              </w:rPr>
-              <w:t>的</w:t>
-            </w:r>
-            <w:r>
-              <w:rPr>
-                <w:rFonts w:ascii="Times New Roman" w:hAnsi="Times New Roman" w:hint="eastAsia"/>
-              </w:rPr>
-              <w:t xml:space="preserve"> 2 </w:t>
-            </w:r>
-            <w:r>
-              <w:rPr>
-                <w:rFonts w:ascii="Times New Roman" w:hAnsi="Times New Roman" w:hint="eastAsia"/>
-              </w:rPr>
-              <w:t>分（不太符合）评价，是全卷唯一出现该低分的题目。</w:t>
-            </w:r>
-          </w:p>
-          <w:p>
-            <w:pPr>
-              <w:rPr>
-                <w:rFonts w:ascii="Times New Roman" w:hAnsi="Times New Roman"/>
-              </w:rPr>
-            </w:pPr>
-            <w:r>
-              <w:rPr>
-                <w:rFonts w:ascii="Times New Roman" w:hAnsi="Times New Roman" w:hint="eastAsia"/>
-              </w:rPr>
-              <w:t>Q7</w:t>
-            </w:r>
-            <w:r>
-              <w:rPr>
-                <w:rFonts w:ascii="Times New Roman" w:hAnsi="Times New Roman" w:hint="eastAsia"/>
-              </w:rPr>
-              <w:t>：学生对课程帮助自己搭建空间信息</w:t>
-            </w:r>
-            <w:r>
-              <w:rPr>
-                <w:rFonts w:ascii="Times New Roman" w:hAnsi="Times New Roman" w:hint="eastAsia"/>
-              </w:rPr>
-              <w:t xml:space="preserve"> + </w:t>
-            </w:r>
-            <w:r>
-              <w:rPr>
-                <w:rFonts w:ascii="Times New Roman" w:hAnsi="Times New Roman" w:hint="eastAsia"/>
-              </w:rPr>
-              <w:t>软件工程融合知识体系、解决复杂工程问题的评价相对偏弱，</w:t>
-            </w:r>
-            <w:r>
-              <w:rPr>
-                <w:rFonts w:ascii="Times New Roman" w:hAnsi="Times New Roman" w:hint="eastAsia"/>
-              </w:rPr>
-              <w:t xml:space="preserve">74.29% </w:t>
-            </w:r>
-            <w:r>
-              <w:rPr>
-                <w:rFonts w:ascii="Times New Roman" w:hAnsi="Times New Roman" w:hint="eastAsia"/>
-              </w:rPr>
-              <w:t>的学生给出了</w:t>
-            </w:r>
-            <w:r>
-              <w:rPr>
-                <w:rFonts w:ascii="Times New Roman" w:hAnsi="Times New Roman" w:hint="eastAsia"/>
-              </w:rPr>
-              <w:t xml:space="preserve"> 4 </w:t>
-            </w:r>
-            <w:r>
-              <w:rPr>
-                <w:rFonts w:ascii="Times New Roman" w:hAnsi="Times New Roman" w:hint="eastAsia"/>
-              </w:rPr>
-              <w:t>分及以上好评，无</w:t>
-            </w:r>
-            <w:r>
-              <w:rPr>
-                <w:rFonts w:ascii="Times New Roman" w:hAnsi="Times New Roman" w:hint="eastAsia"/>
-              </w:rPr>
-              <w:t xml:space="preserve"> 2 </w:t>
-            </w:r>
-            <w:r>
-              <w:rPr>
-                <w:rFonts w:ascii="Times New Roman" w:hAnsi="Times New Roman" w:hint="eastAsia"/>
-              </w:rPr>
-              <w:t>分及以下评价。</w:t>
-            </w:r>
-          </w:p>
-          <w:p>
-            <w:pPr>
-              <w:rPr>
-                <w:rFonts w:ascii="Times New Roman" w:hAnsi="Times New Roman"/>
-              </w:rPr>
-            </w:pPr>
-            <w:r>
-              <w:rPr>
-                <w:rFonts w:ascii="Times New Roman" w:hAnsi="Times New Roman" w:hint="eastAsia"/>
-              </w:rPr>
-              <w:t xml:space="preserve">Q1 </w:t>
-            </w:r>
-            <w:r>
-              <w:rPr>
-                <w:rFonts w:ascii="Times New Roman" w:hAnsi="Times New Roman" w:hint="eastAsia"/>
-              </w:rPr>
-              <w:t>得分最低（</w:t>
-            </w:r>
-            <w:r>
-              <w:rPr>
-                <w:rFonts w:ascii="Times New Roman" w:hAnsi="Times New Roman" w:hint="eastAsia"/>
-              </w:rPr>
-              <w:t xml:space="preserve">3.83 </w:t>
-            </w:r>
-            <w:r>
-              <w:rPr>
-                <w:rFonts w:ascii="Times New Roman" w:hAnsi="Times New Roman" w:hint="eastAsia"/>
-              </w:rPr>
-              <w:t>分）：学生对课程帮助自己掌握软件工程理论、空间信息复杂工程问题拆解能力的评价全卷最低，仅</w:t>
-            </w:r>
-            <w:r>
-              <w:rPr>
-                <w:rFonts w:ascii="Times New Roman" w:hAnsi="Times New Roman" w:hint="eastAsia"/>
-              </w:rPr>
-              <w:t xml:space="preserve"> 74.29% </w:t>
-            </w:r>
-            <w:r>
-              <w:rPr>
-                <w:rFonts w:ascii="Times New Roman" w:hAnsi="Times New Roman" w:hint="eastAsia"/>
-              </w:rPr>
-              <w:t>的学生给出了</w:t>
-            </w:r>
-            <w:r>
-              <w:rPr>
-                <w:rFonts w:ascii="Times New Roman" w:hAnsi="Times New Roman" w:hint="eastAsia"/>
-              </w:rPr>
-              <w:t xml:space="preserve"> 4 </w:t>
-            </w:r>
-            <w:r>
-              <w:rPr>
-                <w:rFonts w:ascii="Times New Roman" w:hAnsi="Times New Roman" w:hint="eastAsia"/>
-              </w:rPr>
-              <w:t>分及以上好评，同时</w:t>
-            </w:r>
-            <w:r>
-              <w:rPr>
-                <w:rFonts w:ascii="Times New Roman" w:hAnsi="Times New Roman" w:hint="eastAsia"/>
-              </w:rPr>
-              <w:t xml:space="preserve"> 11.43% </w:t>
-            </w:r>
-            <w:r>
-              <w:rPr>
-                <w:rFonts w:ascii="Times New Roman" w:hAnsi="Times New Roman" w:hint="eastAsia"/>
-              </w:rPr>
-              <w:t>的学生给出了</w:t>
-            </w:r>
-            <w:r>
-              <w:rPr>
-                <w:rFonts w:ascii="Times New Roman" w:hAnsi="Times New Roman" w:hint="eastAsia"/>
-              </w:rPr>
-              <w:t xml:space="preserve"> 1 </w:t>
-            </w:r>
-            <w:r>
-              <w:rPr>
-                <w:rFonts w:ascii="Times New Roman" w:hAnsi="Times New Roman" w:hint="eastAsia"/>
-              </w:rPr>
-              <w:t>分（完全不符合）的评价，是全卷低分占比最高的题目。</w:t>
-            </w:r>
-          </w:p>
-          <w:p>
-            <w:pPr>
-              <w:rPr>
-                <w:rFonts w:ascii="Times New Roman" w:hAnsi="Times New Roman" w:hint="eastAsia"/>
-              </w:rPr>
-            </w:pPr>
-          </w:p>
-          <w:p>
-            <w:pPr>
-              <w:rPr>
-                <w:rFonts w:ascii="Times New Roman" w:hAnsi="Times New Roman"/>
-              </w:rPr>
-            </w:pPr>
-            <w:r>
-              <w:rPr>
-                <w:rFonts w:ascii="Times New Roman" w:hAnsi="Times New Roman" w:hint="eastAsia"/>
-              </w:rPr>
-              <w:t xml:space="preserve">3. </w:t>
-            </w:r>
-            <w:r>
-              <w:rPr>
-                <w:rFonts w:ascii="Times New Roman" w:hAnsi="Times New Roman" w:hint="eastAsia"/>
-              </w:rPr>
-              <w:t>整体评价与教学改进建议</w:t>
-            </w:r>
-          </w:p>
-          <w:p>
-            <w:pPr>
-              <w:rPr>
-                <w:rFonts w:ascii="Times New Roman" w:hAnsi="Times New Roman"/>
-              </w:rPr>
-            </w:pPr>
-            <w:r>
-              <w:rPr>
-                <w:rFonts w:ascii="Times New Roman" w:hAnsi="Times New Roman" w:hint="eastAsia"/>
-              </w:rPr>
-              <w:t>整体评价</w:t>
-            </w:r>
-          </w:p>
-          <w:p>
-            <w:pPr>
-              <w:rPr>
-                <w:rFonts w:ascii="Times New Roman" w:hAnsi="Times New Roman"/>
-              </w:rPr>
-            </w:pPr>
-            <w:r>
-              <w:rPr>
-                <w:rFonts w:ascii="Times New Roman" w:hAnsi="Times New Roman" w:hint="eastAsia"/>
-              </w:rPr>
-              <w:t>本次问卷整体平均分</w:t>
-            </w:r>
-            <w:r>
-              <w:rPr>
-                <w:rFonts w:ascii="Times New Roman" w:hAnsi="Times New Roman" w:hint="eastAsia"/>
-              </w:rPr>
-              <w:t xml:space="preserve"> 3.99 </w:t>
-            </w:r>
-            <w:r>
-              <w:rPr>
-                <w:rFonts w:ascii="Times New Roman" w:hAnsi="Times New Roman" w:hint="eastAsia"/>
-              </w:rPr>
-              <w:t>分（满分</w:t>
-            </w:r>
-            <w:r>
-              <w:rPr>
-                <w:rFonts w:ascii="Times New Roman" w:hAnsi="Times New Roman" w:hint="eastAsia"/>
-              </w:rPr>
-              <w:t xml:space="preserve"> 5 </w:t>
-            </w:r>
-            <w:r>
-              <w:rPr>
-                <w:rFonts w:ascii="Times New Roman" w:hAnsi="Times New Roman" w:hint="eastAsia"/>
-              </w:rPr>
-              <w:t>分），整体</w:t>
-            </w:r>
-            <w:r>
-              <w:rPr>
-                <w:rFonts w:ascii="Times New Roman" w:hAnsi="Times New Roman" w:hint="eastAsia"/>
-              </w:rPr>
-              <w:t xml:space="preserve"> 4 </w:t>
-            </w:r>
-            <w:r>
-              <w:rPr>
-                <w:rFonts w:ascii="Times New Roman" w:hAnsi="Times New Roman" w:hint="eastAsia"/>
-              </w:rPr>
-              <w:t>分及以上好评占比</w:t>
-            </w:r>
-            <w:r>
-              <w:rPr>
-                <w:rFonts w:ascii="Times New Roman" w:hAnsi="Times New Roman" w:hint="eastAsia"/>
-              </w:rPr>
-              <w:t xml:space="preserve"> 79.43%</w:t>
-            </w:r>
-            <w:r>
-              <w:rPr>
-                <w:rFonts w:ascii="Times New Roman" w:hAnsi="Times New Roman" w:hint="eastAsia"/>
-              </w:rPr>
-              <w:t>，</w:t>
-            </w:r>
-            <w:r>
-              <w:rPr>
-                <w:rFonts w:ascii="Times New Roman" w:hAnsi="Times New Roman" w:hint="eastAsia"/>
-              </w:rPr>
-              <w:t xml:space="preserve">2 </w:t>
-            </w:r>
-            <w:r>
-              <w:rPr>
-                <w:rFonts w:ascii="Times New Roman" w:hAnsi="Times New Roman" w:hint="eastAsia"/>
-              </w:rPr>
-              <w:t>分及以下负面评价占比仅</w:t>
-            </w:r>
-            <w:r>
-              <w:rPr>
-                <w:rFonts w:ascii="Times New Roman" w:hAnsi="Times New Roman" w:hint="eastAsia"/>
-              </w:rPr>
-              <w:t xml:space="preserve"> 9.15%</w:t>
-            </w:r>
-            <w:r>
-              <w:rPr>
-                <w:rFonts w:ascii="Times New Roman" w:hAnsi="Times New Roman" w:hint="eastAsia"/>
-              </w:rPr>
-              <w:t>，无</w:t>
-            </w:r>
-            <w:r>
-              <w:rPr>
-                <w:rFonts w:ascii="Times New Roman" w:hAnsi="Times New Roman" w:hint="eastAsia"/>
-              </w:rPr>
-              <w:t xml:space="preserve"> 1 </w:t>
-            </w:r>
-            <w:r>
-              <w:rPr>
-                <w:rFonts w:ascii="Times New Roman" w:hAnsi="Times New Roman" w:hint="eastAsia"/>
-              </w:rPr>
-              <w:t>分（完全不符合）的极端负面评价。表明学生对本课程的总体评价良好，课程目标对毕业要求的支撑效果达标，绝大多数学生认可课程的教学内容与培养效果，仅部分教学模块存在优化空间。</w:t>
-            </w:r>
-          </w:p>
-          <w:p>
-            <w:pPr>
-              <w:rPr>
-                <w:rFonts w:ascii="Times New Roman" w:hAnsi="Times New Roman"/>
-              </w:rPr>
-            </w:pPr>
-            <w:r>
-              <w:rPr>
-                <w:rFonts w:ascii="Times New Roman" w:hAnsi="Times New Roman" w:hint="eastAsia"/>
-              </w:rPr>
-              <w:t>教学改进建议</w:t>
-            </w:r>
-          </w:p>
-          <w:p>
-            <w:pPr>
-              <w:rPr>
-                <w:rFonts w:ascii="Times New Roman" w:hAnsi="Times New Roman"/>
-              </w:rPr>
-            </w:pPr>
-            <w:r>
-              <w:rPr>
-                <w:rFonts w:ascii="Times New Roman" w:hAnsi="Times New Roman" w:hint="eastAsia"/>
-              </w:rPr>
-              <w:t>重点补强</w:t>
-            </w:r>
-            <w:r>
-              <w:rPr>
-                <w:rFonts w:ascii="Times New Roman" w:hAnsi="Times New Roman" w:hint="eastAsia"/>
-              </w:rPr>
-              <w:t xml:space="preserve"> Q1 </w:t>
-            </w:r>
-            <w:r>
-              <w:rPr>
-                <w:rFonts w:ascii="Times New Roman" w:hAnsi="Times New Roman" w:hint="eastAsia"/>
-              </w:rPr>
-              <w:t>对应的基础理论教学短板：针对软件工程基础理论、空间信息复杂工程问题拆解分析相关内容，可优化理论课程的讲解方式，增加行业场景案例的拆解分析训练，强化学生对基础理论的理解与应用能力，降低该模块的低分占比。</w:t>
-            </w:r>
-          </w:p>
-          <w:p>
-            <w:pPr>
-              <w:rPr>
-                <w:rFonts w:ascii="Times New Roman" w:hAnsi="Times New Roman"/>
-              </w:rPr>
-            </w:pPr>
-            <w:r>
-              <w:rPr>
-                <w:rFonts w:ascii="Times New Roman" w:hAnsi="Times New Roman" w:hint="eastAsia"/>
-              </w:rPr>
-              <w:t>针对性优化</w:t>
-            </w:r>
-            <w:r>
-              <w:rPr>
-                <w:rFonts w:ascii="Times New Roman" w:hAnsi="Times New Roman" w:hint="eastAsia"/>
-              </w:rPr>
-              <w:t xml:space="preserve"> Q6 </w:t>
-            </w:r>
-            <w:r>
-              <w:rPr>
-                <w:rFonts w:ascii="Times New Roman" w:hAnsi="Times New Roman" w:hint="eastAsia"/>
-              </w:rPr>
-              <w:t>对应的信息安全教学模块：针对地理信息安全法规、安全风险识别与</w:t>
-            </w:r>
-            <w:r>
-              <w:rPr>
-                <w:rFonts w:ascii="Times New Roman" w:hAnsi="Times New Roman" w:hint="eastAsia"/>
-              </w:rPr>
-              <w:t xml:space="preserve"> AI </w:t>
-            </w:r>
-            <w:r>
-              <w:rPr>
-                <w:rFonts w:ascii="Times New Roman" w:hAnsi="Times New Roman" w:hint="eastAsia"/>
-              </w:rPr>
-              <w:t>伦理辨析相关内容，可增加行业安全事故案例分析、安全防护实操训练，强化学生的安全意识与实操能力，补齐该模块的教学薄弱点。</w:t>
-            </w:r>
-          </w:p>
-          <w:p>
-            <w:pPr>
-              <w:rPr>
-                <w:rFonts w:ascii="Times New Roman" w:hAnsi="Times New Roman"/>
-              </w:rPr>
-            </w:pPr>
-            <w:r>
-              <w:rPr>
-                <w:rFonts w:ascii="Times New Roman" w:hAnsi="Times New Roman" w:hint="eastAsia"/>
-              </w:rPr>
-              <w:t>持续夯实</w:t>
-            </w:r>
-            <w:r>
-              <w:rPr>
-                <w:rFonts w:ascii="Times New Roman" w:hAnsi="Times New Roman" w:hint="eastAsia"/>
-              </w:rPr>
-              <w:t xml:space="preserve"> Q7 </w:t>
-            </w:r>
-            <w:r>
-              <w:rPr>
-                <w:rFonts w:ascii="Times New Roman" w:hAnsi="Times New Roman" w:hint="eastAsia"/>
-              </w:rPr>
-              <w:t>对应的融合知识体系教学：针对空间信息</w:t>
-            </w:r>
-            <w:r>
-              <w:rPr>
-                <w:rFonts w:ascii="Times New Roman" w:hAnsi="Times New Roman" w:hint="eastAsia"/>
-              </w:rPr>
-              <w:t xml:space="preserve"> + </w:t>
-            </w:r>
-            <w:r>
-              <w:rPr>
-                <w:rFonts w:ascii="Times New Roman" w:hAnsi="Times New Roman" w:hint="eastAsia"/>
-              </w:rPr>
-              <w:t>软件工程融合知识体系搭建、复杂工程问题解决相关内容，可增加跨模块的综合项目训练，引导学生将分散的知识点串联融合，提升学生解决复杂工程问题的综合能力。</w:t>
-            </w:r>
-          </w:p>
-          <w:p>
-            <w:pPr>
-              <w:rPr>
-                <w:rFonts w:ascii="Times New Roman" w:hAnsi="Times New Roman"/>
-              </w:rPr>
-            </w:pPr>
-            <w:r>
-              <w:rPr>
-                <w:rFonts w:ascii="Times New Roman" w:hAnsi="Times New Roman" w:hint="eastAsia"/>
-              </w:rPr>
-              <w:t>巩固并推广优势教学环节：针对</w:t>
-            </w:r>
-            <w:r>
-              <w:rPr>
-                <w:rFonts w:ascii="Times New Roman" w:hAnsi="Times New Roman" w:hint="eastAsia"/>
-              </w:rPr>
-              <w:t xml:space="preserve"> Q4</w:t>
-            </w:r>
-            <w:r>
-              <w:rPr>
-                <w:rFonts w:ascii="Times New Roman" w:hAnsi="Times New Roman" w:hint="eastAsia"/>
-              </w:rPr>
-              <w:t>、</w:t>
-            </w:r>
-            <w:r>
-              <w:rPr>
-                <w:rFonts w:ascii="Times New Roman" w:hAnsi="Times New Roman" w:hint="eastAsia"/>
-              </w:rPr>
-              <w:t>Q8</w:t>
-            </w:r>
-            <w:r>
-              <w:rPr>
-                <w:rFonts w:ascii="Times New Roman" w:hAnsi="Times New Roman" w:hint="eastAsia"/>
-              </w:rPr>
-              <w:t>、</w:t>
-            </w:r>
-            <w:r>
-              <w:rPr>
-                <w:rFonts w:ascii="Times New Roman" w:hAnsi="Times New Roman" w:hint="eastAsia"/>
-              </w:rPr>
-              <w:t xml:space="preserve">Q10 </w:t>
-            </w:r>
-            <w:r>
-              <w:rPr>
-                <w:rFonts w:ascii="Times New Roman" w:hAnsi="Times New Roman" w:hint="eastAsia"/>
-              </w:rPr>
               <w:t>得分较高的测试能力、团队协作、方案设计相关教学内容，可继续保持现有成熟的教学模式，同时将相关的优秀实操案例、项目设计思路推广到其他教学环节，进一步提升课程整体的教学质量与学生的能力达成效果。</w:t>
             </w:r>
           </w:p>
@@ -9689,19 +9868,103 @@
           </w:p>
           <w:p>
             <w:pPr>
-              <w:jc w:val="center"/>
-              <w:rPr>
-                <w:rFonts w:ascii="Times New Roman" w:hAnsi="Times New Roman"/>
-              </w:rPr>
-            </w:pPr>
+              <w:pStyle w:val="af1"/>
+              <w:numPr>
+                <w:ilvl w:val="0"/>
+                <w:numId w:val="18"/>
+              </w:numPr>
+              <w:ind w:firstLineChars="0"/>
+              <w:jc w:val="left"/>
+              <w:rPr>
+                <w:rFonts w:ascii="Times New Roman" w:hAnsi="Times New Roman" w:hint="eastAsia"/>
+              </w:rPr>
+            </w:pPr>
+            <w:r>
+              <w:rPr>
+                <w:rFonts w:ascii="Times New Roman" w:hAnsi="Times New Roman" w:hint="eastAsia"/>
+              </w:rPr>
+              <w:t>体达成情况良好：超八成学生给出正向好评，整体课程目标对毕业要求的支撑效果整体达标，课程整体培养框架、核心教学内容与实操训练获得绝大多数学生认可。</w:t>
+            </w:r>
+          </w:p>
+          <w:p>
+            <w:pPr>
+              <w:pStyle w:val="af1"/>
+              <w:numPr>
+                <w:ilvl w:val="0"/>
+                <w:numId w:val="18"/>
+              </w:numPr>
+              <w:ind w:firstLineChars="0"/>
+              <w:jc w:val="left"/>
+              <w:rPr>
+                <w:rFonts w:ascii="Times New Roman" w:hAnsi="Times New Roman"/>
+              </w:rPr>
+            </w:pPr>
+            <w:r>
+              <w:rPr>
+                <w:rFonts w:ascii="Times New Roman" w:hAnsi="Times New Roman" w:hint="eastAsia"/>
+              </w:rPr>
+              <w:t>无中度不满意群体：不存在普遍的中度学习困难问题，主流教学环节效果稳定。</w:t>
+            </w:r>
+          </w:p>
+          <w:p>
+            <w:pPr>
+              <w:pStyle w:val="af1"/>
+              <w:numPr>
+                <w:ilvl w:val="0"/>
+                <w:numId w:val="18"/>
+              </w:numPr>
+              <w:ind w:firstLineChars="0"/>
+              <w:jc w:val="left"/>
+              <w:rPr>
+                <w:rFonts w:ascii="Times New Roman" w:hAnsi="Times New Roman"/>
+              </w:rPr>
+            </w:pPr>
+            <w:r>
+              <w:rPr>
+                <w:rFonts w:ascii="Times New Roman" w:hAnsi="Times New Roman" w:hint="eastAsia"/>
+              </w:rPr>
+              <w:t>存在局部短板问题：</w:t>
+            </w:r>
+            <w:r>
+              <w:rPr>
+                <w:rFonts w:ascii="Times New Roman" w:hAnsi="Times New Roman"/>
+              </w:rPr>
+              <w:t xml:space="preserve">9% </w:t>
+            </w:r>
+            <w:r>
+              <w:rPr>
+                <w:rFonts w:ascii="Times New Roman" w:hAnsi="Times New Roman" w:hint="eastAsia"/>
+              </w:rPr>
+              <w:t>的完全不符合评价集中于特定薄弱教学模块（基础理论拆解、空间软件项目管理相关内容），属于局部知识点掌握不足，不是整体课程问题，需针对性做专项辅导与课程内容优化，减少极端低分情况。</w:t>
+            </w:r>
+          </w:p>
+          <w:p>
+            <w:pPr>
+              <w:pStyle w:val="af1"/>
+              <w:numPr>
+                <w:ilvl w:val="0"/>
+                <w:numId w:val="18"/>
+              </w:numPr>
+              <w:ind w:firstLineChars="0"/>
+              <w:jc w:val="left"/>
+              <w:rPr>
+                <w:rFonts w:ascii="Times New Roman" w:hAnsi="Times New Roman"/>
+              </w:rPr>
+            </w:pPr>
+            <w:r>
+              <w:rPr>
+                <w:rFonts w:ascii="Times New Roman" w:hAnsi="Times New Roman" w:hint="eastAsia"/>
+              </w:rPr>
+              <w:t>整体自评结果与定量考核结果基本吻合：整体满意度处于良好水平，后续重点针对薄弱模块进行教学设计优化和学困生帮扶，进一步提升整体达成度。</w:t>
+            </w:r>
             <w:r>
               <w:rPr>
                 <w:rFonts w:ascii="Times New Roman" w:hAnsi="Times New Roman"/>
               </w:rPr>
               <w:lastRenderedPageBreak/>
               <w:drawing>
-                <wp:inline distT="0" distB="0" distL="0" distR="0" wp14:anchorId="22E4EECC" wp14:editId="414B12B2">
-                  <wp:extent cx="4564380" cy="3505852"/>
+                <wp:inline distT="0" distB="0" distL="0" distR="0" wp14:anchorId="22E4EECC" wp14:editId="4A6A49CA">
+                  <wp:extent cx="4069080" cy="3125417"/>
                   <wp:effectExtent l="0" t="0" r="7620" b="0"/>
                   <wp:docPr id="1207248203" name="图片 1"/>
                   <wp:cNvGraphicFramePr>
@@ -9715,7 +9978,7 @@
                           <pic:cNvPicPr/>
                         </pic:nvPicPr>
                         <pic:blipFill>
-                          <a:blip r:embed="rId9"/>
+                          <a:blip r:embed="rId12"/>
                           <a:stretch>
                             <a:fillRect/>
                           </a:stretch>
@@ -9723,7 +9986,7 @@
                         <pic:spPr>
                           <a:xfrm>
                             <a:off x="0" y="0"/>
-                            <a:ext cx="4566498" cy="3507479"/>
+                            <a:ext cx="4073394" cy="3128731"/>
                           </a:xfrm>
                           <a:prstGeom prst="rect">
                             <a:avLst/>
@@ -9738,12 +10001,6 @@
           </w:p>
           <w:p>
             <w:pPr>
-              <w:pStyle w:val="af1"/>
-              <w:numPr>
-                <w:ilvl w:val="0"/>
-                <w:numId w:val="18"/>
-              </w:numPr>
-              <w:ind w:firstLineChars="0"/>
               <w:jc w:val="left"/>
               <w:rPr>
                 <w:rFonts w:ascii="Times New Roman" w:hAnsi="Times New Roman" w:hint="eastAsia"/>
@@ -9751,81 +10008,33 @@
             </w:pPr>
             <w:r>
               <w:rPr>
-                <w:rFonts w:ascii="Times New Roman" w:hAnsi="Times New Roman" w:hint="eastAsia"/>
-              </w:rPr>
-              <w:t>体达成情况良好：超八成学生给出正向好评，整体课程目标对毕业要求的支撑效果整体达标，课程整体培养框架、核心教学内容与实操训练获得绝大多数学生认可。</w:t>
-            </w:r>
-          </w:p>
-          <w:p>
-            <w:pPr>
-              <w:pStyle w:val="af1"/>
-              <w:numPr>
-                <w:ilvl w:val="0"/>
-                <w:numId w:val="18"/>
-              </w:numPr>
-              <w:ind w:firstLineChars="0"/>
-              <w:jc w:val="left"/>
-              <w:rPr>
-                <w:rFonts w:ascii="Times New Roman" w:hAnsi="Times New Roman"/>
-              </w:rPr>
-            </w:pPr>
-            <w:r>
-              <w:rPr>
-                <w:rFonts w:ascii="Times New Roman" w:hAnsi="Times New Roman" w:hint="eastAsia"/>
-              </w:rPr>
-              <w:t>无中度不满意群体：不存在普遍的中度学习困难问题，主流教学环节效果稳定。</w:t>
-            </w:r>
-          </w:p>
-          <w:p>
-            <w:pPr>
-              <w:pStyle w:val="af1"/>
-              <w:numPr>
-                <w:ilvl w:val="0"/>
-                <w:numId w:val="18"/>
-              </w:numPr>
-              <w:ind w:firstLineChars="0"/>
-              <w:jc w:val="left"/>
-              <w:rPr>
-                <w:rFonts w:ascii="Times New Roman" w:hAnsi="Times New Roman"/>
-              </w:rPr>
-            </w:pPr>
-            <w:r>
-              <w:rPr>
-                <w:rFonts w:ascii="Times New Roman" w:hAnsi="Times New Roman" w:hint="eastAsia"/>
-              </w:rPr>
-              <w:t>存在局部短板问题：</w:t>
-            </w:r>
-            <w:r>
-              <w:rPr>
-                <w:rFonts w:ascii="Times New Roman" w:hAnsi="Times New Roman"/>
-              </w:rPr>
-              <w:t xml:space="preserve">9% </w:t>
-            </w:r>
-            <w:r>
-              <w:rPr>
-                <w:rFonts w:ascii="Times New Roman" w:hAnsi="Times New Roman" w:hint="eastAsia"/>
-              </w:rPr>
-              <w:t>的完全不符合评价集中于特定薄弱教学模块（基础理论拆解、空间软件项目管理相关内容），属于局部知识点掌握不足，不是整体课程问题，需针对性做专项辅导与课程内容优化，减少极端低分情况。</w:t>
-            </w:r>
-          </w:p>
-          <w:p>
-            <w:pPr>
-              <w:pStyle w:val="af1"/>
-              <w:numPr>
-                <w:ilvl w:val="0"/>
-                <w:numId w:val="18"/>
-              </w:numPr>
-              <w:ind w:firstLineChars="0"/>
-              <w:jc w:val="left"/>
-              <w:rPr>
-                <w:rFonts w:ascii="Times New Roman" w:hAnsi="Times New Roman" w:hint="eastAsia"/>
-              </w:rPr>
-            </w:pPr>
-            <w:r>
-              <w:rPr>
-                <w:rFonts w:ascii="Times New Roman" w:hAnsi="Times New Roman" w:hint="eastAsia"/>
-              </w:rPr>
-              <w:t>整体自评结果与定量考核结果基本吻合：整体满意度处于良好水平，后续重点针对薄弱模块进行教学设计优化和学困生帮扶，进一步提升整体达成度。</w:t>
+                <w:rFonts w:ascii="Times New Roman" w:hAnsi="Times New Roman"/>
+              </w:rPr>
+              <w:t>整体呈现</w:t>
+            </w:r>
+            <w:r>
+              <w:rPr>
+                <w:rFonts w:ascii="Times New Roman" w:hAnsi="Times New Roman"/>
+              </w:rPr>
+              <w:t xml:space="preserve"> “</w:t>
+            </w:r>
+            <w:r>
+              <w:rPr>
+                <w:rFonts w:ascii="Times New Roman" w:hAnsi="Times New Roman"/>
+              </w:rPr>
+              <w:t>高分占绝大多数、少量中性、小部分极端低分</w:t>
+            </w:r>
+            <w:r>
+              <w:rPr>
+                <w:rFonts w:ascii="Times New Roman" w:hAnsi="Times New Roman"/>
+              </w:rPr>
+              <w:t xml:space="preserve">” </w:t>
+            </w:r>
+            <w:r>
+              <w:rPr>
+                <w:rFonts w:ascii="Times New Roman" w:hAnsi="Times New Roman"/>
+              </w:rPr>
+              <w:t>的分布形态，整体评价偏正向，但存在局部短板问题，并非均衡达标。</w:t>
             </w:r>
           </w:p>
         </w:tc>
@@ -11136,7 +11345,7 @@
                           <pic:cNvPicPr/>
                         </pic:nvPicPr>
                         <pic:blipFill>
-                          <a:blip r:embed="rId10" cstate="print">
+                          <a:blip r:embed="rId13" cstate="print">
                             <a:extLst>
                               <a:ext uri="{28A0092B-C50C-407E-A947-70E740481C1C}">
                                 <a14:useLocalDpi xmlns:a14="http://schemas.microsoft.com/office/drawing/2010/main" val="0"/>
@@ -11588,7 +11797,7 @@
       </w:pPr>
     </w:p>
     <w:sectPr>
-      <w:footerReference w:type="default" r:id="rId11"/>
+      <w:footerReference w:type="default" r:id="rId14"/>
       <w:pgSz w:w="11906" w:h="16838"/>
       <w:pgMar w:top="1440" w:right="1797" w:bottom="1440" w:left="1797" w:header="851" w:footer="992" w:gutter="0"/>
       <w:cols w:space="720"/>

--- a/data/软件工程/达成/模板样例/10-课程目标达成评价报告-样例.docx
+++ b/data/软件工程/达成/模板样例/10-课程目标达成评价报告-样例.docx
@@ -514,9 +514,6 @@
           <w:p>
             <w:pPr>
               <w:jc w:val="center"/>
-              <w:rPr>
-                <w:rFonts w:hint="eastAsia"/>
-              </w:rPr>
             </w:pPr>
             <w:r>
               <w:rPr>
@@ -565,6 +562,7 @@
             <w:pPr>
               <w:jc w:val="center"/>
             </w:pPr>
+            <w:proofErr w:type="gramStart"/>
             <w:r>
               <w:rPr>
                 <w:rFonts w:ascii="Times New Roman" w:hAnsi="Times New Roman"/>
@@ -573,6 +571,7 @@
               </w:rPr>
               <w:t>刘东良</w:t>
             </w:r>
+            <w:proofErr w:type="gramEnd"/>
           </w:p>
         </w:tc>
         <w:tc>
@@ -665,6 +664,7 @@
             <w:pPr>
               <w:jc w:val="center"/>
             </w:pPr>
+            <w:proofErr w:type="gramStart"/>
             <w:r>
               <w:rPr>
                 <w:rFonts w:ascii="Times New Roman" w:hAnsi="Times New Roman"/>
@@ -675,6 +675,7 @@
               </w:rPr>
               <w:t>刘东良</w:t>
             </w:r>
+            <w:proofErr w:type="gramEnd"/>
           </w:p>
         </w:tc>
         <w:tc>
@@ -812,6 +813,7 @@
             <w:pPr>
               <w:jc w:val="center"/>
             </w:pPr>
+            <w:proofErr w:type="gramStart"/>
             <w:r>
               <w:rPr>
                 <w:rFonts w:ascii="Times New Roman" w:hAnsi="Times New Roman"/>
@@ -820,6 +822,7 @@
               </w:rPr>
               <w:t>刘东良</w:t>
             </w:r>
+            <w:proofErr w:type="gramEnd"/>
           </w:p>
         </w:tc>
         <w:tc>
@@ -1346,8 +1349,13 @@
             <w:r>
               <w:t>、</w:t>
             </w:r>
-            <w:r>
-              <w:t xml:space="preserve">WebGIS </w:t>
+            <w:proofErr w:type="spellStart"/>
+            <w:r>
+              <w:t>WebGIS</w:t>
+            </w:r>
+            <w:proofErr w:type="spellEnd"/>
+            <w:r>
+              <w:t xml:space="preserve"> </w:t>
             </w:r>
             <w:r>
               <w:t>开发框架等专业工具开展空间数据建模、</w:t>
@@ -1406,8 +1414,13 @@
             <w:r>
               <w:t>、</w:t>
             </w:r>
-            <w:r>
-              <w:t xml:space="preserve">WebGIS </w:t>
+            <w:proofErr w:type="spellStart"/>
+            <w:r>
+              <w:t>WebGIS</w:t>
+            </w:r>
+            <w:proofErr w:type="spellEnd"/>
+            <w:r>
+              <w:t xml:space="preserve"> </w:t>
             </w:r>
             <w:r>
               <w:t>框架实操建模与开发；</w:t>
@@ -1416,7 +1429,15 @@
               <w:t xml:space="preserve">3.TRAE AI </w:t>
             </w:r>
             <w:r>
-              <w:t>辅助完成需求、建模、编码、测试全流程开发；</w:t>
+              <w:t>辅助完成需求、建模、编码、</w:t>
+            </w:r>
+            <w:proofErr w:type="gramStart"/>
+            <w:r>
+              <w:t>测试全</w:t>
+            </w:r>
+            <w:proofErr w:type="gramEnd"/>
+            <w:r>
+              <w:t>流程开发；</w:t>
             </w:r>
             <w:r>
               <w:t xml:space="preserve">4. </w:t>
@@ -1427,9 +1448,11 @@
             <w:r>
               <w:t xml:space="preserve">5. </w:t>
             </w:r>
+            <w:proofErr w:type="gramStart"/>
             <w:r>
               <w:t>滁州亭城</w:t>
             </w:r>
+            <w:proofErr w:type="gramEnd"/>
             <w:r>
               <w:t xml:space="preserve"> GIS </w:t>
             </w:r>
@@ -1521,7 +1544,15 @@
             </w:r>
             <w:r>
               <w:lastRenderedPageBreak/>
-              <w:t>行业应用场景，能够辨析工程项目在实施、运维过程中涉及的工程管理与经济决策问题，初步具备空间软件项目管理思维与综合分析能力。</w:t>
+              <w:t>行业应用场景，能够辨析工程项目在实施、运</w:t>
+            </w:r>
+            <w:proofErr w:type="gramStart"/>
+            <w:r>
+              <w:t>维过程</w:t>
+            </w:r>
+            <w:proofErr w:type="gramEnd"/>
+            <w:r>
+              <w:t>中涉及的工程管理与经济决策问题，初步具备空间软件项目管理思维与综合分析能力。</w:t>
             </w:r>
           </w:p>
         </w:tc>
@@ -3408,7 +3439,21 @@
               <w:rPr>
                 <w:rFonts w:hint="eastAsia"/>
               </w:rPr>
-              <w:t>项），完全符合规定且零违规记录。</w:t>
+              <w:t>项），完全符合</w:t>
+            </w:r>
+            <w:proofErr w:type="gramStart"/>
+            <w:r>
+              <w:rPr>
+                <w:rFonts w:hint="eastAsia"/>
+              </w:rPr>
+              <w:t>规定且零违规</w:t>
+            </w:r>
+            <w:proofErr w:type="gramEnd"/>
+            <w:r>
+              <w:rPr>
+                <w:rFonts w:hint="eastAsia"/>
+              </w:rPr>
+              <w:t>记录。</w:t>
             </w:r>
           </w:p>
         </w:tc>
@@ -5242,7 +5287,21 @@
               <w:rPr>
                 <w:rFonts w:hint="eastAsia"/>
               </w:rPr>
-              <w:t>项），完全符合规定且零违规记录。</w:t>
+              <w:t>项），完全符合</w:t>
+            </w:r>
+            <w:proofErr w:type="gramStart"/>
+            <w:r>
+              <w:rPr>
+                <w:rFonts w:hint="eastAsia"/>
+              </w:rPr>
+              <w:t>规定且零违规</w:t>
+            </w:r>
+            <w:proofErr w:type="gramEnd"/>
+            <w:r>
+              <w:rPr>
+                <w:rFonts w:hint="eastAsia"/>
+              </w:rPr>
+              <w:t>记录。</w:t>
             </w:r>
           </w:p>
         </w:tc>
@@ -7220,6 +7279,7 @@
                 <w:szCs w:val="28"/>
               </w:rPr>
             </w:pPr>
+            <w:proofErr w:type="gramStart"/>
             <w:r>
               <w:rPr>
                 <w:rFonts w:ascii="Times New Roman" w:hAnsi="Times New Roman"/>
@@ -7228,6 +7288,7 @@
               </w:rPr>
               <w:t>况</w:t>
             </w:r>
+            <w:proofErr w:type="gramEnd"/>
           </w:p>
           <w:p>
             <w:pPr>
@@ -7319,13 +7380,7 @@
               <w:rPr>
                 <w:rFonts w:ascii="Times New Roman" w:hAnsi="Times New Roman" w:hint="eastAsia"/>
               </w:rPr>
-              <w:t>0</w:t>
-            </w:r>
-            <w:r>
-              <w:rPr>
-                <w:rFonts w:ascii="Times New Roman" w:hAnsi="Times New Roman" w:hint="eastAsia"/>
-              </w:rPr>
-              <w:t xml:space="preserve"> </w:t>
+              <w:t xml:space="preserve">0 </w:t>
             </w:r>
             <w:r>
               <w:rPr>
@@ -7338,20 +7393,21 @@
             <w:pPr>
               <w:jc w:val="center"/>
               <w:rPr>
-                <w:rFonts w:ascii="Times New Roman" w:hAnsi="Times New Roman" w:hint="eastAsia"/>
-              </w:rPr>
-            </w:pPr>
-          </w:p>
-          <w:p>
-            <w:pPr>
-              <w:jc w:val="center"/>
-              <w:rPr>
-                <w:rFonts w:ascii="Times New Roman" w:hAnsi="Times New Roman"/>
-              </w:rPr>
-            </w:pPr>
-            <w:r>
-              <w:rPr>
-                <w:rFonts w:ascii="Times New Roman" w:hAnsi="Times New Roman"/>
+                <w:rFonts w:ascii="Times New Roman" w:hAnsi="Times New Roman"/>
+              </w:rPr>
+            </w:pPr>
+          </w:p>
+          <w:p>
+            <w:pPr>
+              <w:jc w:val="center"/>
+              <w:rPr>
+                <w:rFonts w:ascii="Times New Roman" w:hAnsi="Times New Roman"/>
+              </w:rPr>
+            </w:pPr>
+            <w:r>
+              <w:rPr>
+                <w:rFonts w:ascii="Times New Roman" w:hAnsi="Times New Roman"/>
+                <w:noProof/>
               </w:rPr>
               <w:drawing>
                 <wp:inline distT="0" distB="0" distL="0" distR="0" wp14:anchorId="27ED3F0C" wp14:editId="53988108">
@@ -7447,6 +7503,7 @@
               <w:rPr>
                 <w:rFonts w:ascii="Times New Roman" w:hAnsi="Times New Roman"/>
                 <w:b/>
+                <w:noProof/>
                 <w:sz w:val="24"/>
               </w:rPr>
               <w:lastRenderedPageBreak/>
@@ -7544,6 +7601,7 @@
               <w:rPr>
                 <w:rFonts w:ascii="Times New Roman" w:hAnsi="Times New Roman"/>
                 <w:b/>
+                <w:noProof/>
                 <w:sz w:val="24"/>
               </w:rPr>
               <w:drawing>
@@ -7977,6 +8035,7 @@
                 <w:szCs w:val="21"/>
               </w:rPr>
             </w:pPr>
+            <w:proofErr w:type="gramStart"/>
             <w:r>
               <w:rPr>
                 <w:rFonts w:ascii="Times New Roman" w:hAnsi="Times New Roman"/>
@@ -7986,6 +8045,7 @@
               </w:rPr>
               <w:t>况</w:t>
             </w:r>
+            <w:proofErr w:type="gramEnd"/>
           </w:p>
           <w:p>
             <w:pPr>
@@ -8348,11 +8408,19 @@
               </w:rPr>
               <w:t>开发接口、</w:t>
             </w:r>
-            <w:r>
-              <w:rPr>
-                <w:rFonts w:ascii="Times New Roman" w:hAnsi="Times New Roman" w:hint="eastAsia"/>
-              </w:rPr>
-              <w:t xml:space="preserve">WebGIS </w:t>
+            <w:proofErr w:type="spellStart"/>
+            <w:r>
+              <w:rPr>
+                <w:rFonts w:ascii="Times New Roman" w:hAnsi="Times New Roman" w:hint="eastAsia"/>
+              </w:rPr>
+              <w:t>WebGIS</w:t>
+            </w:r>
+            <w:proofErr w:type="spellEnd"/>
+            <w:r>
+              <w:rPr>
+                <w:rFonts w:ascii="Times New Roman" w:hAnsi="Times New Roman" w:hint="eastAsia"/>
+              </w:rPr>
+              <w:t xml:space="preserve"> </w:t>
             </w:r>
             <w:r>
               <w:rPr>
@@ -8585,7 +8653,21 @@
               <w:rPr>
                 <w:rFonts w:ascii="Times New Roman" w:hAnsi="Times New Roman" w:hint="eastAsia"/>
               </w:rPr>
-              <w:t>、我能够以团队形式完成空间信息系统项目开发，在需求分析、设计、编码、测试全流程中具备协作能力与工程职业道德素养。</w:t>
+              <w:t>、我能够以团队形式完成空间信息系统项目开发，在需求分析、设计、编码、</w:t>
+            </w:r>
+            <w:proofErr w:type="gramStart"/>
+            <w:r>
+              <w:rPr>
+                <w:rFonts w:ascii="Times New Roman" w:hAnsi="Times New Roman" w:hint="eastAsia"/>
+              </w:rPr>
+              <w:t>测试全</w:t>
+            </w:r>
+            <w:proofErr w:type="gramEnd"/>
+            <w:r>
+              <w:rPr>
+                <w:rFonts w:ascii="Times New Roman" w:hAnsi="Times New Roman" w:hint="eastAsia"/>
+              </w:rPr>
+              <w:t>流程中具备协作能力与工程职业道德素养。</w:t>
             </w:r>
           </w:p>
           <w:p>
@@ -8665,7 +8747,7 @@
           <w:p>
             <w:pPr>
               <w:rPr>
-                <w:rFonts w:ascii="Times New Roman" w:hAnsi="Times New Roman" w:hint="eastAsia"/>
+                <w:rFonts w:ascii="Times New Roman" w:hAnsi="Times New Roman"/>
               </w:rPr>
             </w:pPr>
           </w:p>
@@ -9546,7 +9628,7 @@
           <w:p>
             <w:pPr>
               <w:rPr>
-                <w:rFonts w:ascii="Times New Roman" w:hAnsi="Times New Roman" w:hint="eastAsia"/>
+                <w:rFonts w:ascii="Times New Roman" w:hAnsi="Times New Roman"/>
               </w:rPr>
             </w:pPr>
           </w:p>
@@ -9652,7 +9734,21 @@
               <w:rPr>
                 <w:rFonts w:ascii="Times New Roman" w:hAnsi="Times New Roman" w:hint="eastAsia"/>
               </w:rPr>
-              <w:t>分及以下负面评价占比仅</w:t>
+              <w:t>分及以下负面</w:t>
+            </w:r>
+            <w:proofErr w:type="gramStart"/>
+            <w:r>
+              <w:rPr>
+                <w:rFonts w:ascii="Times New Roman" w:hAnsi="Times New Roman" w:hint="eastAsia"/>
+              </w:rPr>
+              <w:t>评价占</w:t>
+            </w:r>
+            <w:proofErr w:type="gramEnd"/>
+            <w:r>
+              <w:rPr>
+                <w:rFonts w:ascii="Times New Roman" w:hAnsi="Times New Roman" w:hint="eastAsia"/>
+              </w:rPr>
+              <w:t>比仅</w:t>
             </w:r>
             <w:r>
               <w:rPr>
@@ -9702,8 +9798,16 @@
               <w:rPr>
                 <w:rFonts w:ascii="Times New Roman" w:hAnsi="Times New Roman" w:hint="eastAsia"/>
               </w:rPr>
-              <w:t>重点补强</w:t>
-            </w:r>
+              <w:t>重</w:t>
+            </w:r>
+            <w:proofErr w:type="gramStart"/>
+            <w:r>
+              <w:rPr>
+                <w:rFonts w:ascii="Times New Roman" w:hAnsi="Times New Roman" w:hint="eastAsia"/>
+              </w:rPr>
+              <w:t>点补强</w:t>
+            </w:r>
+            <w:proofErr w:type="gramEnd"/>
             <w:r>
               <w:rPr>
                 <w:rFonts w:ascii="Times New Roman" w:hAnsi="Times New Roman" w:hint="eastAsia"/>
@@ -9876,14 +9980,22 @@
               <w:ind w:firstLineChars="0"/>
               <w:jc w:val="left"/>
               <w:rPr>
-                <w:rFonts w:ascii="Times New Roman" w:hAnsi="Times New Roman" w:hint="eastAsia"/>
-              </w:rPr>
-            </w:pPr>
-            <w:r>
-              <w:rPr>
-                <w:rFonts w:ascii="Times New Roman" w:hAnsi="Times New Roman" w:hint="eastAsia"/>
-              </w:rPr>
-              <w:t>体达成情况良好：超八成学生给出正向好评，整体课程目标对毕业要求的支撑效果整体达标，课程整体培养框架、核心教学内容与实操训练获得绝大多数学生认可。</w:t>
+                <w:rFonts w:ascii="Times New Roman" w:hAnsi="Times New Roman"/>
+              </w:rPr>
+            </w:pPr>
+            <w:proofErr w:type="gramStart"/>
+            <w:r>
+              <w:rPr>
+                <w:rFonts w:ascii="Times New Roman" w:hAnsi="Times New Roman" w:hint="eastAsia"/>
+              </w:rPr>
+              <w:t>体达成</w:t>
+            </w:r>
+            <w:proofErr w:type="gramEnd"/>
+            <w:r>
+              <w:rPr>
+                <w:rFonts w:ascii="Times New Roman" w:hAnsi="Times New Roman" w:hint="eastAsia"/>
+              </w:rPr>
+              <w:t>情况良好：超八成学生给出正向好评，整体课程目标对毕业要求的支撑效果整体达标，课程整体培养框架、核心教学内容与实操训练获得绝大多数学生认可。</w:t>
             </w:r>
           </w:p>
           <w:p>
@@ -9955,11 +10067,26 @@
               <w:rPr>
                 <w:rFonts w:ascii="Times New Roman" w:hAnsi="Times New Roman" w:hint="eastAsia"/>
               </w:rPr>
-              <w:t>整体自评结果与定量考核结果基本吻合：整体满意度处于良好水平，后续重点针对薄弱模块进行教学设计优化和学困生帮扶，进一步提升整体达成度。</w:t>
-            </w:r>
-            <w:r>
-              <w:rPr>
-                <w:rFonts w:ascii="Times New Roman" w:hAnsi="Times New Roman"/>
+              <w:t>整体自评结果与定量考核结果基本吻合：整体满意度处于良好水平，后续重点针对薄弱模块进行教学设计优化和</w:t>
+            </w:r>
+            <w:proofErr w:type="gramStart"/>
+            <w:r>
+              <w:rPr>
+                <w:rFonts w:ascii="Times New Roman" w:hAnsi="Times New Roman" w:hint="eastAsia"/>
+              </w:rPr>
+              <w:t>学困生</w:t>
+            </w:r>
+            <w:proofErr w:type="gramEnd"/>
+            <w:r>
+              <w:rPr>
+                <w:rFonts w:ascii="Times New Roman" w:hAnsi="Times New Roman" w:hint="eastAsia"/>
+              </w:rPr>
+              <w:t>帮扶，进一步提升整体达成度。</w:t>
+            </w:r>
+            <w:r>
+              <w:rPr>
+                <w:rFonts w:ascii="Times New Roman" w:hAnsi="Times New Roman"/>
+                <w:noProof/>
               </w:rPr>
               <w:lastRenderedPageBreak/>
               <w:drawing>
@@ -10003,7 +10130,7 @@
             <w:pPr>
               <w:jc w:val="left"/>
               <w:rPr>
-                <w:rFonts w:ascii="Times New Roman" w:hAnsi="Times New Roman" w:hint="eastAsia"/>
+                <w:rFonts w:ascii="Times New Roman" w:hAnsi="Times New Roman"/>
               </w:rPr>
             </w:pPr>
             <w:r>
@@ -10121,6 +10248,7 @@
                 <w:szCs w:val="21"/>
               </w:rPr>
             </w:pPr>
+            <w:proofErr w:type="gramStart"/>
             <w:r>
               <w:rPr>
                 <w:rFonts w:ascii="Times New Roman" w:hAnsi="Times New Roman"/>
@@ -10129,6 +10257,7 @@
               </w:rPr>
               <w:t>况</w:t>
             </w:r>
+            <w:proofErr w:type="gramEnd"/>
           </w:p>
           <w:p>
             <w:pPr>
@@ -10336,7 +10465,15 @@
               <w:t xml:space="preserve"> GIS </w:t>
             </w:r>
             <w:r>
-              <w:t>自主创新、地理数据保密法规理论掌握较好，但课堂阶段测验中空间项目风险识别答题失分较多；</w:t>
+              <w:t>自主创新、地理数据保密法规理论掌握较好，但课堂阶段测验</w:t>
+            </w:r>
+            <w:proofErr w:type="gramStart"/>
+            <w:r>
+              <w:t>中空间</w:t>
+            </w:r>
+            <w:proofErr w:type="gramEnd"/>
+            <w:r>
+              <w:t>项目风险识别答题失分较多；</w:t>
             </w:r>
           </w:p>
           <w:p>
@@ -10388,13 +10525,34 @@
               <w:t xml:space="preserve"> GIS </w:t>
             </w:r>
             <w:r>
-              <w:t>系统安全防护、运维方案完成质量高，学生能够结合滁州亭城</w:t>
-            </w:r>
+              <w:t>系统安全防护、运</w:t>
+            </w:r>
+            <w:proofErr w:type="gramStart"/>
+            <w:r>
+              <w:t>维方案</w:t>
+            </w:r>
+            <w:proofErr w:type="gramEnd"/>
+            <w:r>
+              <w:t>完成质量高，学生能够结合</w:t>
+            </w:r>
+            <w:proofErr w:type="gramStart"/>
+            <w:r>
+              <w:t>滁州亭城</w:t>
+            </w:r>
+            <w:proofErr w:type="gramEnd"/>
             <w:r>
               <w:t xml:space="preserve"> GIS </w:t>
             </w:r>
             <w:r>
-              <w:t>案例阐述地理信息国家安全要求，课程思政落地效果明显。</w:t>
+              <w:t>案例阐述地理信息国家安全要求，</w:t>
+            </w:r>
+            <w:proofErr w:type="gramStart"/>
+            <w:r>
+              <w:t>课程思政落地</w:t>
+            </w:r>
+            <w:proofErr w:type="gramEnd"/>
+            <w:r>
+              <w:t>效果明显。</w:t>
             </w:r>
           </w:p>
           <w:p>
@@ -10438,7 +10596,15 @@
               <w:t>建模、</w:t>
             </w:r>
             <w:r>
-              <w:t xml:space="preserve">QGIS/WebGIS </w:t>
+              <w:t>QGIS/</w:t>
+            </w:r>
+            <w:proofErr w:type="spellStart"/>
+            <w:r>
+              <w:t>WebGIS</w:t>
+            </w:r>
+            <w:proofErr w:type="spellEnd"/>
+            <w:r>
+              <w:t xml:space="preserve"> </w:t>
             </w:r>
             <w:r>
               <w:t>开发、</w:t>
@@ -10506,8 +10672,13 @@
             <w:r>
               <w:t>二次开发、</w:t>
             </w:r>
-            <w:r>
-              <w:t xml:space="preserve">WebGIS </w:t>
+            <w:proofErr w:type="spellStart"/>
+            <w:r>
+              <w:t>WebGIS</w:t>
+            </w:r>
+            <w:proofErr w:type="spellEnd"/>
+            <w:r>
+              <w:t xml:space="preserve"> </w:t>
             </w:r>
             <w:r>
               <w:t>前端实操训练效果显著，学生能够熟练使用</w:t>
@@ -10545,7 +10716,15 @@
               <w:t xml:space="preserve"> GIS </w:t>
             </w:r>
             <w:r>
-              <w:t>系统架构、空间查询、图层加载功能，测试用例可覆盖空间精度、时空分析核心场景。</w:t>
+              <w:t>系统架构、空间查询、</w:t>
+            </w:r>
+            <w:proofErr w:type="gramStart"/>
+            <w:r>
+              <w:t>图层加载</w:t>
+            </w:r>
+            <w:proofErr w:type="gramEnd"/>
+            <w:r>
+              <w:t>功能，测试用例可覆盖空间精度、时空分析核心场景。</w:t>
             </w:r>
           </w:p>
           <w:p>
@@ -10649,8 +10828,13 @@
               <w:t xml:space="preserve"> 0.7385</w:t>
             </w:r>
             <w:r>
-              <w:t>：依托滁州亭城</w:t>
-            </w:r>
+              <w:t>：依托</w:t>
+            </w:r>
+            <w:proofErr w:type="gramStart"/>
+            <w:r>
+              <w:t>滁州亭城</w:t>
+            </w:r>
+            <w:proofErr w:type="gramEnd"/>
             <w:r>
               <w:t xml:space="preserve"> GIS </w:t>
             </w:r>
@@ -10698,13 +10882,7 @@
               <w:t>短板总结：过程性作业监管缺失，学生对需求工程、项目管理理论重视程度不足，课后自主训练量不足。</w:t>
             </w:r>
           </w:p>
-          <w:p>
-            <w:pPr>
-              <w:rPr>
-                <w:rFonts w:hint="eastAsia"/>
-              </w:rPr>
-            </w:pPr>
-          </w:p>
+          <w:p/>
           <w:p>
             <w:r>
               <w:t>（二）定性评价分析</w:t>
@@ -10745,9 +10923,11 @@
               <w:t>）</w:t>
             </w:r>
             <w:bookmarkEnd w:id="0"/>
+            <w:proofErr w:type="gramStart"/>
             <w:r>
               <w:t>滁州亭城</w:t>
             </w:r>
+            <w:proofErr w:type="gramEnd"/>
             <w:r>
               <w:t xml:space="preserve"> GIS </w:t>
             </w:r>
@@ -10792,7 +10972,15 @@
               <w:t>3</w:t>
             </w:r>
             <w:r>
-              <w:t>）课程思政融合自然，结合国产</w:t>
+              <w:t>）</w:t>
+            </w:r>
+            <w:proofErr w:type="gramStart"/>
+            <w:r>
+              <w:t>课程思政融合</w:t>
+            </w:r>
+            <w:proofErr w:type="gramEnd"/>
+            <w:r>
+              <w:t>自然，结合国产</w:t>
             </w:r>
             <w:r>
               <w:t xml:space="preserve"> GIS</w:t>
@@ -10868,13 +11056,7 @@
               <w:t>项目管理实操讲解节奏快，基础薄弱学生跟不上。</w:t>
             </w:r>
           </w:p>
-          <w:p>
-            <w:pPr>
-              <w:rPr>
-                <w:rFonts w:hint="eastAsia"/>
-              </w:rPr>
-            </w:pPr>
-          </w:p>
+          <w:p/>
           <w:p>
             <w:r>
               <w:t>（三）本轮已有教学改进措施执行复盘</w:t>
@@ -10985,7 +11167,15 @@
               <w:t xml:space="preserve">2 </w:t>
             </w:r>
             <w:r>
-              <w:t>期末达成度显著提升，学生</w:t>
+              <w:t>期末达成</w:t>
+            </w:r>
+            <w:proofErr w:type="gramStart"/>
+            <w:r>
+              <w:t>度显著</w:t>
+            </w:r>
+            <w:proofErr w:type="gramEnd"/>
+            <w:r>
+              <w:t>提升，学生</w:t>
             </w:r>
             <w:r>
               <w:t xml:space="preserve"> GIS </w:t>
@@ -11005,13 +11195,7 @@
               <w:t>（需求工程、项目管理）的过程性考核监管未落实，导致平时成绩环节得分大面积缺失。</w:t>
             </w:r>
           </w:p>
-          <w:p>
-            <w:pPr>
-              <w:rPr>
-                <w:rFonts w:hint="eastAsia"/>
-              </w:rPr>
-            </w:pPr>
-          </w:p>
+          <w:p/>
           <w:p>
             <w:r>
               <w:t>（</w:t>
@@ -11031,7 +11215,15 @@
           </w:p>
           <w:p>
             <w:r>
-              <w:t>结合本次三大课程目标达成度短板、问卷定性反馈、归档材料缺失问题，分维度制定改进方案：</w:t>
+              <w:t>结合本次三大课程目标达成度短板、问卷定性反馈、归档材料缺失问题，</w:t>
+            </w:r>
+            <w:proofErr w:type="gramStart"/>
+            <w:r>
+              <w:t>分维度制定</w:t>
+            </w:r>
+            <w:proofErr w:type="gramEnd"/>
+            <w:r>
+              <w:t>改进方案：</w:t>
             </w:r>
           </w:p>
           <w:p>
@@ -11145,7 +11337,15 @@
               <w:t xml:space="preserve"> UML </w:t>
             </w:r>
             <w:r>
-              <w:t>绘图作业，每周上传泛雅平台线上批改，及时修正拓扑、时空建模错误；</w:t>
+              <w:t>绘图作业，每周上</w:t>
+            </w:r>
+            <w:proofErr w:type="gramStart"/>
+            <w:r>
+              <w:t>传泛雅</w:t>
+            </w:r>
+            <w:proofErr w:type="gramEnd"/>
+            <w:r>
+              <w:t>平台线上批改，及时修正拓扑、时空建模错误；</w:t>
             </w:r>
           </w:p>
           <w:p>
@@ -11173,7 +11373,15 @@
               </w:numPr>
             </w:pPr>
             <w:r>
-              <w:t>加强代码原创性核查，依托码云提交记录、</w:t>
+              <w:t>加强代码原创性核查，</w:t>
+            </w:r>
+            <w:proofErr w:type="gramStart"/>
+            <w:r>
+              <w:t>依托码云提交</w:t>
+            </w:r>
+            <w:proofErr w:type="gramEnd"/>
+            <w:r>
+              <w:t>记录、</w:t>
             </w:r>
             <w:r>
               <w:t xml:space="preserve">AI </w:t>
@@ -11233,7 +11441,15 @@
               </w:numPr>
             </w:pPr>
             <w:r>
-              <w:t>严格管控平时作业提交，泛雅平台设置作业截止提醒，未完成学生单独约谈补做；</w:t>
+              <w:t>严格管控平时作业提交，</w:t>
+            </w:r>
+            <w:proofErr w:type="gramStart"/>
+            <w:r>
+              <w:t>泛雅平台</w:t>
+            </w:r>
+            <w:proofErr w:type="gramEnd"/>
+            <w:r>
+              <w:t>设置作业截止提醒，未完成学生单独约谈补做；</w:t>
             </w:r>
           </w:p>
           <w:p>
@@ -11244,7 +11460,15 @@
               </w:numPr>
             </w:pPr>
             <w:r>
-              <w:t>增加需求分析、项目成本风险相关随堂测验，提升过程性考核占比，补齐平时环节短板；</w:t>
+              <w:t>增加需求分析、项目成本风险相关随堂测验，提升过程性</w:t>
+            </w:r>
+            <w:proofErr w:type="gramStart"/>
+            <w:r>
+              <w:t>考核占</w:t>
+            </w:r>
+            <w:proofErr w:type="gramEnd"/>
+            <w:r>
+              <w:t>比，补齐平时环节短板；</w:t>
             </w:r>
           </w:p>
           <w:p>
@@ -14431,6 +14655,7 @@
   <w:style w:type="character" w:default="1" w:styleId="a0">
     <w:name w:val="Default Paragraph Font"/>
     <w:uiPriority w:val="1"/>
+    <w:semiHidden/>
     <w:unhideWhenUsed/>
   </w:style>
   <w:style w:type="table" w:default="1" w:styleId="a1">
